--- a/Архитектура_приложения.docx
+++ b/Архитектура_приложения.docx
@@ -2,19 +2,6 @@
 <file path=word/document.xml><?xml version="1.0" encoding="utf-8"?>
 <w:document xmlns:wpc="http://schemas.microsoft.com/office/word/2010/wordprocessingCanvas" xmlns:mo="http://schemas.microsoft.com/office/mac/office/2008/main" xmlns:mc="http://schemas.openxmlformats.org/markup-compatibility/2006" xmlns:mv="urn:schemas-microsoft-com:mac:vml" xmlns:o="urn:schemas-microsoft-com:office:office" xmlns:r="http://schemas.openxmlformats.org/officeDocument/2006/relationships" xmlns:m="http://schemas.openxmlformats.org/officeDocument/2006/math" xmlns:v="urn:schemas-microsoft-com:vml" xmlns:wp14="http://schemas.microsoft.com/office/word/2010/wordprocessingDrawing" xmlns:wp="http://schemas.openxmlformats.org/drawingml/2006/wordprocessingDrawing" xmlns:w10="urn:schemas-microsoft-com:office:word" xmlns:w="http://schemas.openxmlformats.org/wordprocessingml/2006/main" xmlns:w14="http://schemas.microsoft.com/office/word/2010/wordml" xmlns:wpg="http://schemas.microsoft.com/office/word/2010/wordprocessingGroup" xmlns:wpi="http://schemas.microsoft.com/office/word/2010/wordprocessingInk" xmlns:wne="http://schemas.microsoft.com/office/word/2006/wordml" xmlns:wps="http://schemas.microsoft.com/office/word/2010/wordprocessingShape" mc:Ignorable="w14 wp14">
   <w:body>
-    <w:p>
-      <w:pPr>
-        <w:jc w:val="center"/>
-      </w:pPr>
-      <w:r>
-        <w:rPr>
-          <w:rFonts w:ascii="Times New Roman" w:hAnsi="Times New Roman" w:eastAsia="Times New Roman"/>
-          <w:b/>
-          <w:sz w:val="32"/>
-        </w:rPr>
-        <w:t>АРХИТЕКТУРА ПРИЛОЖЕНИЯ</w:t>
-      </w:r>
-    </w:p>
     <w:p/>
     <w:p/>
     <w:p>
@@ -23,8 +10,20 @@
       </w:pPr>
       <w:r>
         <w:rPr>
-          <w:rFonts w:ascii="Times New Roman" w:hAnsi="Times New Roman" w:eastAsia="Times New Roman"/>
+          <w:rFonts w:ascii="Times New Roman" w:hAnsi="Times New Roman"/>
           <w:b/>
+          <w:sz w:val="32"/>
+        </w:rPr>
+        <w:t>АРХИТЕКТУРА ПРИЛОЖЕНИЯ</w:t>
+      </w:r>
+    </w:p>
+    <w:p>
+      <w:pPr>
+        <w:jc w:val="center"/>
+      </w:pPr>
+      <w:r>
+        <w:rPr>
+          <w:rFonts w:ascii="Times New Roman" w:hAnsi="Times New Roman"/>
           <w:sz w:val="28"/>
         </w:rPr>
         <w:t>веб-ориентированной информационной системы</w:t>
@@ -35,27 +34,18 @@
       </w:r>
     </w:p>
     <w:p/>
-    <w:p/>
-    <w:p/>
     <w:p>
       <w:pPr>
         <w:jc w:val="center"/>
       </w:pPr>
       <w:r>
         <w:rPr>
-          <w:rFonts w:ascii="Times New Roman" w:hAnsi="Times New Roman" w:eastAsia="Times New Roman"/>
+          <w:rFonts w:ascii="Times New Roman" w:hAnsi="Times New Roman"/>
           <w:sz w:val="24"/>
         </w:rPr>
-        <w:t>Стек разработки: PostgreSQL + Flask + React</w:t>
+        <w:t>PostgreSQL + Flask + React</w:t>
       </w:r>
     </w:p>
-    <w:p/>
-    <w:p/>
-    <w:p/>
-    <w:p/>
-    <w:p/>
-    <w:p/>
-    <w:p/>
     <w:p/>
     <w:p/>
     <w:p/>
@@ -67,7 +57,7 @@
       </w:pPr>
       <w:r>
         <w:rPr>
-          <w:rFonts w:ascii="Times New Roman" w:hAnsi="Times New Roman" w:eastAsia="Times New Roman"/>
+          <w:rFonts w:ascii="Times New Roman" w:hAnsi="Times New Roman"/>
           <w:sz w:val="24"/>
         </w:rPr>
         <w:t>2026</w:t>
@@ -87,177 +77,68 @@
       </w:r>
     </w:p>
     <w:p>
-      <w:pPr>
-        <w:spacing w:line="276" w:lineRule="auto" w:after="120"/>
-        <w:ind w:firstLine="709"/>
-      </w:pPr>
       <w:r>
-        <w:rPr>
-          <w:rFonts w:ascii="Times New Roman" w:hAnsi="Times New Roman" w:eastAsia="Times New Roman"/>
-          <w:sz w:val="24"/>
-        </w:rPr>
         <w:t>1 Общая архитектура системы</w:t>
       </w:r>
     </w:p>
     <w:p>
-      <w:pPr>
-        <w:spacing w:line="276" w:lineRule="auto" w:after="120"/>
-        <w:ind w:firstLine="709"/>
-      </w:pPr>
       <w:r>
-        <w:rPr>
-          <w:rFonts w:ascii="Times New Roman" w:hAnsi="Times New Roman" w:eastAsia="Times New Roman"/>
-          <w:sz w:val="24"/>
-        </w:rPr>
         <w:t>2 Роли и доступ</w:t>
       </w:r>
     </w:p>
     <w:p>
-      <w:pPr>
-        <w:spacing w:line="276" w:lineRule="auto" w:after="120"/>
-        <w:ind w:firstLine="709"/>
-      </w:pPr>
       <w:r>
-        <w:rPr>
-          <w:rFonts w:ascii="Times New Roman" w:hAnsi="Times New Roman" w:eastAsia="Times New Roman"/>
-          <w:sz w:val="24"/>
-        </w:rPr>
         <w:t>3 Backend-архитектура Flask</w:t>
       </w:r>
     </w:p>
     <w:p>
-      <w:pPr>
-        <w:spacing w:line="276" w:lineRule="auto" w:after="120"/>
-        <w:ind w:firstLine="709"/>
-      </w:pPr>
       <w:r>
-        <w:rPr>
-          <w:rFonts w:ascii="Times New Roman" w:hAnsi="Times New Roman" w:eastAsia="Times New Roman"/>
-          <w:sz w:val="24"/>
-        </w:rPr>
         <w:t>4 Frontend-архитектура React</w:t>
       </w:r>
     </w:p>
     <w:p>
-      <w:pPr>
-        <w:spacing w:line="276" w:lineRule="auto" w:after="120"/>
-        <w:ind w:firstLine="709"/>
-      </w:pPr>
       <w:r>
-        <w:rPr>
-          <w:rFonts w:ascii="Times New Roman" w:hAnsi="Times New Roman" w:eastAsia="Times New Roman"/>
-          <w:sz w:val="24"/>
-        </w:rPr>
         <w:t>5 Архитектура базы данных PostgreSQL</w:t>
       </w:r>
     </w:p>
     <w:p>
-      <w:pPr>
-        <w:spacing w:line="276" w:lineRule="auto" w:after="120"/>
-        <w:ind w:firstLine="709"/>
-      </w:pPr>
       <w:r>
-        <w:rPr>
-          <w:rFonts w:ascii="Times New Roman" w:hAnsi="Times New Roman" w:eastAsia="Times New Roman"/>
-          <w:sz w:val="24"/>
-        </w:rPr>
         <w:t>6 API</w:t>
       </w:r>
     </w:p>
     <w:p>
-      <w:pPr>
-        <w:spacing w:line="276" w:lineRule="auto" w:after="120"/>
-        <w:ind w:firstLine="709"/>
-      </w:pPr>
       <w:r>
-        <w:rPr>
-          <w:rFonts w:ascii="Times New Roman" w:hAnsi="Times New Roman" w:eastAsia="Times New Roman"/>
-          <w:sz w:val="24"/>
-        </w:rPr>
         <w:t>7 Авторизация, токены и правовые согласия</w:t>
       </w:r>
     </w:p>
     <w:p>
-      <w:pPr>
-        <w:spacing w:line="276" w:lineRule="auto" w:after="120"/>
-        <w:ind w:firstLine="709"/>
-      </w:pPr>
       <w:r>
-        <w:rPr>
-          <w:rFonts w:ascii="Times New Roman" w:hAnsi="Times New Roman" w:eastAsia="Times New Roman"/>
-          <w:sz w:val="24"/>
-        </w:rPr>
         <w:t>8 Хранение файлов</w:t>
       </w:r>
     </w:p>
     <w:p>
-      <w:pPr>
-        <w:spacing w:line="276" w:lineRule="auto" w:after="120"/>
-        <w:ind w:firstLine="709"/>
-      </w:pPr>
       <w:r>
-        <w:rPr>
-          <w:rFonts w:ascii="Times New Roman" w:hAnsi="Times New Roman" w:eastAsia="Times New Roman"/>
-          <w:sz w:val="24"/>
-        </w:rPr>
         <w:t>9 Уведомления</w:t>
       </w:r>
     </w:p>
     <w:p>
-      <w:pPr>
-        <w:spacing w:line="276" w:lineRule="auto" w:after="120"/>
-        <w:ind w:firstLine="709"/>
-      </w:pPr>
       <w:r>
-        <w:rPr>
-          <w:rFonts w:ascii="Times New Roman" w:hAnsi="Times New Roman" w:eastAsia="Times New Roman"/>
-          <w:sz w:val="24"/>
-        </w:rPr>
         <w:t>10 Состояния мероприятий</w:t>
       </w:r>
     </w:p>
     <w:p>
-      <w:pPr>
-        <w:spacing w:line="276" w:lineRule="auto" w:after="120"/>
-        <w:ind w:firstLine="709"/>
-      </w:pPr>
       <w:r>
-        <w:rPr>
-          <w:rFonts w:ascii="Times New Roman" w:hAnsi="Times New Roman" w:eastAsia="Times New Roman"/>
-          <w:sz w:val="24"/>
-        </w:rPr>
         <w:t>11 Жалобы, отзывы и рейтинги</w:t>
       </w:r>
     </w:p>
     <w:p>
-      <w:pPr>
-        <w:spacing w:line="276" w:lineRule="auto" w:after="120"/>
-        <w:ind w:firstLine="709"/>
-      </w:pPr>
       <w:r>
-        <w:rPr>
-          <w:rFonts w:ascii="Times New Roman" w:hAnsi="Times New Roman" w:eastAsia="Times New Roman"/>
-          <w:sz w:val="24"/>
-        </w:rPr>
         <w:t>12 Итоговая структура проекта</w:t>
       </w:r>
     </w:p>
     <w:p>
-      <w:pPr>
-        <w:spacing w:line="276" w:lineRule="auto" w:after="120"/>
-        <w:ind w:firstLine="709"/>
-      </w:pPr>
       <w:r>
-        <w:rPr>
-          <w:rFonts w:ascii="Times New Roman" w:hAnsi="Times New Roman" w:eastAsia="Times New Roman"/>
-          <w:sz w:val="24"/>
-        </w:rPr>
         <w:t>13 Правила реализации</w:t>
-      </w:r>
-    </w:p>
-    <w:p>
-      <w:r>
-        <w:br w:type="page"/>
       </w:r>
     </w:p>
     <w:p>
@@ -269,15 +150,7 @@
       </w:r>
     </w:p>
     <w:p>
-      <w:pPr>
-        <w:spacing w:line="276" w:lineRule="auto" w:after="120"/>
-        <w:ind w:firstLine="709"/>
-      </w:pPr>
       <w:r>
-        <w:rPr>
-          <w:rFonts w:ascii="Times New Roman" w:hAnsi="Times New Roman" w:eastAsia="Times New Roman"/>
-          <w:sz w:val="24"/>
-        </w:rPr>
         <w:t>Система PopCulture Events проектируется как клиент-серверное веб-приложение. Клиентская часть реализуется на React, серверная часть — на Flask, постоянное хранение данных выполняется в PostgreSQL. Взаимодействие frontend и backend осуществляется через REST API в формате JSON.</w:t>
       </w:r>
     </w:p>
@@ -297,18 +170,13 @@
         <w:tc>
           <w:tcPr>
             <w:tcW w:type="dxa" w:w="3230"/>
-            <w:vAlign w:val="center"/>
-            <w:shd w:fill="D9E2F3"/>
+            <w:shd w:fill="D9EAF7"/>
+            <w:vAlign w:val="top"/>
           </w:tcPr>
           <w:p>
-            <w:pPr>
-              <w:spacing w:after="0"/>
-              <w:jc w:val="left"/>
-            </w:pPr>
-            <w:r/>
             <w:r>
               <w:rPr>
-                <w:rFonts w:ascii="Times New Roman" w:hAnsi="Times New Roman" w:eastAsia="Times New Roman"/>
+                <w:rFonts w:ascii="Times New Roman" w:hAnsi="Times New Roman"/>
                 <w:b/>
                 <w:sz w:val="20"/>
               </w:rPr>
@@ -319,18 +187,13 @@
         <w:tc>
           <w:tcPr>
             <w:tcW w:type="dxa" w:w="3230"/>
-            <w:vAlign w:val="center"/>
-            <w:shd w:fill="D9E2F3"/>
+            <w:shd w:fill="D9EAF7"/>
+            <w:vAlign w:val="top"/>
           </w:tcPr>
           <w:p>
-            <w:pPr>
-              <w:spacing w:after="0"/>
-              <w:jc w:val="left"/>
-            </w:pPr>
-            <w:r/>
             <w:r>
               <w:rPr>
-                <w:rFonts w:ascii="Times New Roman" w:hAnsi="Times New Roman" w:eastAsia="Times New Roman"/>
+                <w:rFonts w:ascii="Times New Roman" w:hAnsi="Times New Roman"/>
                 <w:b/>
                 <w:sz w:val="20"/>
               </w:rPr>
@@ -341,18 +204,13 @@
         <w:tc>
           <w:tcPr>
             <w:tcW w:type="dxa" w:w="3230"/>
-            <w:vAlign w:val="center"/>
-            <w:shd w:fill="D9E2F3"/>
+            <w:shd w:fill="D9EAF7"/>
+            <w:vAlign w:val="top"/>
           </w:tcPr>
           <w:p>
-            <w:pPr>
-              <w:spacing w:after="0"/>
-              <w:jc w:val="left"/>
-            </w:pPr>
-            <w:r/>
             <w:r>
               <w:rPr>
-                <w:rFonts w:ascii="Times New Roman" w:hAnsi="Times New Roman" w:eastAsia="Times New Roman"/>
+                <w:rFonts w:ascii="Times New Roman" w:hAnsi="Times New Roman"/>
                 <w:b/>
                 <w:sz w:val="20"/>
               </w:rPr>
@@ -365,17 +223,12 @@
         <w:tc>
           <w:tcPr>
             <w:tcW w:type="dxa" w:w="3230"/>
-            <w:vAlign w:val="center"/>
+            <w:vAlign w:val="top"/>
           </w:tcPr>
           <w:p>
-            <w:pPr>
-              <w:spacing w:after="0"/>
-              <w:jc w:val="left"/>
-            </w:pPr>
-            <w:r/>
             <w:r>
               <w:rPr>
-                <w:rFonts w:ascii="Times New Roman" w:hAnsi="Times New Roman" w:eastAsia="Times New Roman"/>
+                <w:rFonts w:ascii="Times New Roman" w:hAnsi="Times New Roman"/>
                 <w:b w:val="0"/>
                 <w:sz w:val="20"/>
               </w:rPr>
@@ -386,17 +239,12 @@
         <w:tc>
           <w:tcPr>
             <w:tcW w:type="dxa" w:w="3230"/>
-            <w:vAlign w:val="center"/>
+            <w:vAlign w:val="top"/>
           </w:tcPr>
           <w:p>
-            <w:pPr>
-              <w:spacing w:after="0"/>
-              <w:jc w:val="left"/>
-            </w:pPr>
-            <w:r/>
             <w:r>
               <w:rPr>
-                <w:rFonts w:ascii="Times New Roman" w:hAnsi="Times New Roman" w:eastAsia="Times New Roman"/>
+                <w:rFonts w:ascii="Times New Roman" w:hAnsi="Times New Roman"/>
                 <w:b w:val="0"/>
                 <w:sz w:val="20"/>
               </w:rPr>
@@ -407,21 +255,16 @@
         <w:tc>
           <w:tcPr>
             <w:tcW w:type="dxa" w:w="3230"/>
-            <w:vAlign w:val="center"/>
+            <w:vAlign w:val="top"/>
           </w:tcPr>
           <w:p>
-            <w:pPr>
-              <w:spacing w:after="0"/>
-              <w:jc w:val="left"/>
-            </w:pPr>
-            <w:r/>
             <w:r>
               <w:rPr>
-                <w:rFonts w:ascii="Times New Roman" w:hAnsi="Times New Roman" w:eastAsia="Times New Roman"/>
+                <w:rFonts w:ascii="Times New Roman" w:hAnsi="Times New Roman"/>
                 <w:b w:val="0"/>
                 <w:sz w:val="20"/>
               </w:rPr>
-              <w:t>React, React Router, CSS, fetch/axios</w:t>
+              <w:t>React, React Router, CSS, fetch</w:t>
             </w:r>
           </w:p>
         </w:tc>
@@ -430,17 +273,12 @@
         <w:tc>
           <w:tcPr>
             <w:tcW w:type="dxa" w:w="3230"/>
-            <w:vAlign w:val="center"/>
+            <w:vAlign w:val="top"/>
           </w:tcPr>
           <w:p>
-            <w:pPr>
-              <w:spacing w:after="0"/>
-              <w:jc w:val="left"/>
-            </w:pPr>
-            <w:r/>
             <w:r>
               <w:rPr>
-                <w:rFonts w:ascii="Times New Roman" w:hAnsi="Times New Roman" w:eastAsia="Times New Roman"/>
+                <w:rFonts w:ascii="Times New Roman" w:hAnsi="Times New Roman"/>
                 <w:b w:val="0"/>
                 <w:sz w:val="20"/>
               </w:rPr>
@@ -451,42 +289,32 @@
         <w:tc>
           <w:tcPr>
             <w:tcW w:type="dxa" w:w="3230"/>
-            <w:vAlign w:val="center"/>
+            <w:vAlign w:val="top"/>
           </w:tcPr>
           <w:p>
-            <w:pPr>
-              <w:spacing w:after="0"/>
-              <w:jc w:val="left"/>
-            </w:pPr>
-            <w:r/>
             <w:r>
               <w:rPr>
-                <w:rFonts w:ascii="Times New Roman" w:hAnsi="Times New Roman" w:eastAsia="Times New Roman"/>
+                <w:rFonts w:ascii="Times New Roman" w:hAnsi="Times New Roman"/>
                 <w:b w:val="0"/>
                 <w:sz w:val="20"/>
               </w:rPr>
-              <w:t>Бизнес-логика, проверка прав, обработка API-запросов, уведомления, загрузка файлов, экспорт участников.</w:t>
+              <w:t>Бизнес-логика, проверка прав, обработка API-запросов, уведомления, загрузка файлов.</w:t>
             </w:r>
           </w:p>
         </w:tc>
         <w:tc>
           <w:tcPr>
             <w:tcW w:type="dxa" w:w="3230"/>
-            <w:vAlign w:val="center"/>
+            <w:vAlign w:val="top"/>
           </w:tcPr>
           <w:p>
-            <w:pPr>
-              <w:spacing w:after="0"/>
-              <w:jc w:val="left"/>
-            </w:pPr>
-            <w:r/>
             <w:r>
               <w:rPr>
-                <w:rFonts w:ascii="Times New Roman" w:hAnsi="Times New Roman" w:eastAsia="Times New Roman"/>
+                <w:rFonts w:ascii="Times New Roman" w:hAnsi="Times New Roman"/>
                 <w:b w:val="0"/>
                 <w:sz w:val="20"/>
               </w:rPr>
-              <w:t>Flask, SQLAlchemy, Flask-Migrate, Werkzeug security</w:t>
+              <w:t>Flask, SQLAlchemy, Flask-Migrate, Werkzeug security, Flask-JWT-Extended</w:t>
             </w:r>
           </w:p>
         </w:tc>
@@ -495,17 +323,12 @@
         <w:tc>
           <w:tcPr>
             <w:tcW w:type="dxa" w:w="3230"/>
-            <w:vAlign w:val="center"/>
+            <w:vAlign w:val="top"/>
           </w:tcPr>
           <w:p>
-            <w:pPr>
-              <w:spacing w:after="0"/>
-              <w:jc w:val="left"/>
-            </w:pPr>
-            <w:r/>
             <w:r>
               <w:rPr>
-                <w:rFonts w:ascii="Times New Roman" w:hAnsi="Times New Roman" w:eastAsia="Times New Roman"/>
+                <w:rFonts w:ascii="Times New Roman" w:hAnsi="Times New Roman"/>
                 <w:b w:val="0"/>
                 <w:sz w:val="20"/>
               </w:rPr>
@@ -516,13 +339,14 @@
         <w:tc>
           <w:tcPr>
             <w:tcW w:type="dxa" w:w="3230"/>
-            <w:vAlign w:val="center"/>
+            <w:vAlign w:val="top"/>
           </w:tcPr>
           <w:p>
             <w:r>
               <w:rPr>
                 <w:rFonts w:ascii="Times New Roman" w:hAnsi="Times New Roman"/>
-                <w:sz w:val="22"/>
+                <w:b w:val="0"/>
+                <w:sz w:val="20"/>
               </w:rPr>
               <w:t>Хранение учетных записей, мероприятий, регистраций, жалоб, отзывов, рейтингов, уведомлений и признака принятия актуальных правовых документов.</w:t>
             </w:r>
@@ -531,17 +355,12 @@
         <w:tc>
           <w:tcPr>
             <w:tcW w:type="dxa" w:w="3230"/>
-            <w:vAlign w:val="center"/>
+            <w:vAlign w:val="top"/>
           </w:tcPr>
           <w:p>
-            <w:pPr>
-              <w:spacing w:after="0"/>
-              <w:jc w:val="left"/>
-            </w:pPr>
-            <w:r/>
             <w:r>
               <w:rPr>
-                <w:rFonts w:ascii="Times New Roman" w:hAnsi="Times New Roman" w:eastAsia="Times New Roman"/>
+                <w:rFonts w:ascii="Times New Roman" w:hAnsi="Times New Roman"/>
                 <w:b w:val="0"/>
                 <w:sz w:val="20"/>
               </w:rPr>
@@ -554,17 +373,12 @@
         <w:tc>
           <w:tcPr>
             <w:tcW w:type="dxa" w:w="3230"/>
-            <w:vAlign w:val="center"/>
+            <w:vAlign w:val="top"/>
           </w:tcPr>
           <w:p>
-            <w:pPr>
-              <w:spacing w:after="0"/>
-              <w:jc w:val="left"/>
-            </w:pPr>
-            <w:r/>
             <w:r>
               <w:rPr>
-                <w:rFonts w:ascii="Times New Roman" w:hAnsi="Times New Roman" w:eastAsia="Times New Roman"/>
+                <w:rFonts w:ascii="Times New Roman" w:hAnsi="Times New Roman"/>
                 <w:b w:val="0"/>
                 <w:sz w:val="20"/>
               </w:rPr>
@@ -575,61 +389,38 @@
         <w:tc>
           <w:tcPr>
             <w:tcW w:type="dxa" w:w="3230"/>
-            <w:vAlign w:val="center"/>
+            <w:vAlign w:val="top"/>
           </w:tcPr>
           <w:p>
-            <w:pPr>
-              <w:spacing w:after="0"/>
-              <w:jc w:val="left"/>
-            </w:pPr>
-            <w:r/>
             <w:r>
               <w:rPr>
-                <w:rFonts w:ascii="Times New Roman" w:hAnsi="Times New Roman" w:eastAsia="Times New Roman"/>
+                <w:rFonts w:ascii="Times New Roman" w:hAnsi="Times New Roman"/>
                 <w:b w:val="0"/>
                 <w:sz w:val="20"/>
               </w:rPr>
-              <w:t>Хранение фото организаторов, фото отзывов и актуальных PDF-документов.</w:t>
+              <w:t>Хранение изображений мероприятий, профилей, организаторов, фото отзывов и PDF-документов.</w:t>
             </w:r>
           </w:p>
         </w:tc>
         <w:tc>
           <w:tcPr>
             <w:tcW w:type="dxa" w:w="3230"/>
-            <w:vAlign w:val="center"/>
+            <w:vAlign w:val="top"/>
           </w:tcPr>
           <w:p>
-            <w:pPr>
-              <w:spacing w:after="0"/>
-              <w:jc w:val="left"/>
-            </w:pPr>
-            <w:r/>
             <w:r>
               <w:rPr>
-                <w:rFonts w:ascii="Times New Roman" w:hAnsi="Times New Roman" w:eastAsia="Times New Roman"/>
+                <w:rFonts w:ascii="Times New Roman" w:hAnsi="Times New Roman"/>
                 <w:b w:val="0"/>
                 <w:sz w:val="20"/>
               </w:rPr>
-              <w:t>Локальная директория проекта на этапе ВКР</w:t>
+              <w:t>Локальная директория проекта</w:t>
             </w:r>
           </w:p>
         </w:tc>
       </w:tr>
     </w:tbl>
     <w:p/>
-    <w:p>
-      <w:pPr>
-        <w:spacing w:line="276" w:lineRule="auto" w:after="120"/>
-        <w:ind w:firstLine="709"/>
-      </w:pPr>
-      <w:r>
-        <w:rPr>
-          <w:rFonts w:ascii="Times New Roman" w:hAnsi="Times New Roman" w:eastAsia="Times New Roman"/>
-          <w:sz w:val="24"/>
-        </w:rPr>
-        <w:t>Backend является единственным источником истины по ролям, состояниям карточек, доступности действий, статусам регистраций, видимости отзывов и необходимости повторного принятия правовых документов.</w:t>
-      </w:r>
-    </w:p>
     <w:p>
       <w:pPr>
         <w:pStyle w:val="Heading1"/>
@@ -654,18 +445,13 @@
         <w:tc>
           <w:tcPr>
             <w:tcW w:type="dxa" w:w="3230"/>
-            <w:vAlign w:val="center"/>
-            <w:shd w:fill="D9E2F3"/>
+            <w:shd w:fill="D9EAF7"/>
+            <w:vAlign w:val="top"/>
           </w:tcPr>
           <w:p>
-            <w:pPr>
-              <w:spacing w:after="0"/>
-              <w:jc w:val="left"/>
-            </w:pPr>
-            <w:r/>
             <w:r>
               <w:rPr>
-                <w:rFonts w:ascii="Times New Roman" w:hAnsi="Times New Roman" w:eastAsia="Times New Roman"/>
+                <w:rFonts w:ascii="Times New Roman" w:hAnsi="Times New Roman"/>
                 <w:b/>
                 <w:sz w:val="20"/>
               </w:rPr>
@@ -676,18 +462,13 @@
         <w:tc>
           <w:tcPr>
             <w:tcW w:type="dxa" w:w="3230"/>
-            <w:vAlign w:val="center"/>
-            <w:shd w:fill="D9E2F3"/>
+            <w:shd w:fill="D9EAF7"/>
+            <w:vAlign w:val="top"/>
           </w:tcPr>
           <w:p>
-            <w:pPr>
-              <w:spacing w:after="0"/>
-              <w:jc w:val="left"/>
-            </w:pPr>
-            <w:r/>
             <w:r>
               <w:rPr>
-                <w:rFonts w:ascii="Times New Roman" w:hAnsi="Times New Roman" w:eastAsia="Times New Roman"/>
+                <w:rFonts w:ascii="Times New Roman" w:hAnsi="Times New Roman"/>
                 <w:b/>
                 <w:sz w:val="20"/>
               </w:rPr>
@@ -698,18 +479,13 @@
         <w:tc>
           <w:tcPr>
             <w:tcW w:type="dxa" w:w="3230"/>
-            <w:vAlign w:val="center"/>
-            <w:shd w:fill="D9E2F3"/>
+            <w:shd w:fill="D9EAF7"/>
+            <w:vAlign w:val="top"/>
           </w:tcPr>
           <w:p>
-            <w:pPr>
-              <w:spacing w:after="0"/>
-              <w:jc w:val="left"/>
-            </w:pPr>
-            <w:r/>
             <w:r>
               <w:rPr>
-                <w:rFonts w:ascii="Times New Roman" w:hAnsi="Times New Roman" w:eastAsia="Times New Roman"/>
+                <w:rFonts w:ascii="Times New Roman" w:hAnsi="Times New Roman"/>
                 <w:b/>
                 <w:sz w:val="20"/>
               </w:rPr>
@@ -722,17 +498,12 @@
         <w:tc>
           <w:tcPr>
             <w:tcW w:type="dxa" w:w="3230"/>
-            <w:vAlign w:val="center"/>
+            <w:vAlign w:val="top"/>
           </w:tcPr>
           <w:p>
-            <w:pPr>
-              <w:spacing w:after="0"/>
-              <w:jc w:val="left"/>
-            </w:pPr>
-            <w:r/>
             <w:r>
               <w:rPr>
-                <w:rFonts w:ascii="Times New Roman" w:hAnsi="Times New Roman" w:eastAsia="Times New Roman"/>
+                <w:rFonts w:ascii="Times New Roman" w:hAnsi="Times New Roman"/>
                 <w:b w:val="0"/>
                 <w:sz w:val="20"/>
               </w:rPr>
@@ -743,17 +514,12 @@
         <w:tc>
           <w:tcPr>
             <w:tcW w:type="dxa" w:w="3230"/>
-            <w:vAlign w:val="center"/>
+            <w:vAlign w:val="top"/>
           </w:tcPr>
           <w:p>
-            <w:pPr>
-              <w:spacing w:after="0"/>
-              <w:jc w:val="left"/>
-            </w:pPr>
-            <w:r/>
             <w:r>
               <w:rPr>
-                <w:rFonts w:ascii="Times New Roman" w:hAnsi="Times New Roman" w:eastAsia="Times New Roman"/>
+                <w:rFonts w:ascii="Times New Roman" w:hAnsi="Times New Roman"/>
                 <w:b w:val="0"/>
                 <w:sz w:val="20"/>
               </w:rPr>
@@ -764,17 +530,12 @@
         <w:tc>
           <w:tcPr>
             <w:tcW w:type="dxa" w:w="3230"/>
-            <w:vAlign w:val="center"/>
+            <w:vAlign w:val="top"/>
           </w:tcPr>
           <w:p>
-            <w:pPr>
-              <w:spacing w:after="0"/>
-              <w:jc w:val="left"/>
-            </w:pPr>
-            <w:r/>
             <w:r>
               <w:rPr>
-                <w:rFonts w:ascii="Times New Roman" w:hAnsi="Times New Roman" w:eastAsia="Times New Roman"/>
+                <w:rFonts w:ascii="Times New Roman" w:hAnsi="Times New Roman"/>
                 <w:b w:val="0"/>
                 <w:sz w:val="20"/>
               </w:rPr>
@@ -787,17 +548,12 @@
         <w:tc>
           <w:tcPr>
             <w:tcW w:type="dxa" w:w="3230"/>
-            <w:vAlign w:val="center"/>
+            <w:vAlign w:val="top"/>
           </w:tcPr>
           <w:p>
-            <w:pPr>
-              <w:spacing w:after="0"/>
-              <w:jc w:val="left"/>
-            </w:pPr>
-            <w:r/>
             <w:r>
               <w:rPr>
-                <w:rFonts w:ascii="Times New Roman" w:hAnsi="Times New Roman" w:eastAsia="Times New Roman"/>
+                <w:rFonts w:ascii="Times New Roman" w:hAnsi="Times New Roman"/>
                 <w:b w:val="0"/>
                 <w:sz w:val="20"/>
               </w:rPr>
@@ -808,17 +564,12 @@
         <w:tc>
           <w:tcPr>
             <w:tcW w:type="dxa" w:w="3230"/>
-            <w:vAlign w:val="center"/>
+            <w:vAlign w:val="top"/>
           </w:tcPr>
           <w:p>
-            <w:pPr>
-              <w:spacing w:after="0"/>
-              <w:jc w:val="left"/>
-            </w:pPr>
-            <w:r/>
             <w:r>
               <w:rPr>
-                <w:rFonts w:ascii="Times New Roman" w:hAnsi="Times New Roman" w:eastAsia="Times New Roman"/>
+                <w:rFonts w:ascii="Times New Roman" w:hAnsi="Times New Roman"/>
                 <w:b w:val="0"/>
                 <w:sz w:val="20"/>
               </w:rPr>
@@ -829,17 +580,12 @@
         <w:tc>
           <w:tcPr>
             <w:tcW w:type="dxa" w:w="3230"/>
-            <w:vAlign w:val="center"/>
+            <w:vAlign w:val="top"/>
           </w:tcPr>
           <w:p>
-            <w:pPr>
-              <w:spacing w:after="0"/>
-              <w:jc w:val="left"/>
-            </w:pPr>
-            <w:r/>
             <w:r>
               <w:rPr>
-                <w:rFonts w:ascii="Times New Roman" w:hAnsi="Times New Roman" w:eastAsia="Times New Roman"/>
+                <w:rFonts w:ascii="Times New Roman" w:hAnsi="Times New Roman"/>
                 <w:b w:val="0"/>
                 <w:sz w:val="20"/>
               </w:rPr>
@@ -852,17 +598,12 @@
         <w:tc>
           <w:tcPr>
             <w:tcW w:type="dxa" w:w="3230"/>
-            <w:vAlign w:val="center"/>
+            <w:vAlign w:val="top"/>
           </w:tcPr>
           <w:p>
-            <w:pPr>
-              <w:spacing w:after="0"/>
-              <w:jc w:val="left"/>
-            </w:pPr>
-            <w:r/>
             <w:r>
               <w:rPr>
-                <w:rFonts w:ascii="Times New Roman" w:hAnsi="Times New Roman" w:eastAsia="Times New Roman"/>
+                <w:rFonts w:ascii="Times New Roman" w:hAnsi="Times New Roman"/>
                 <w:b w:val="0"/>
                 <w:sz w:val="20"/>
               </w:rPr>
@@ -873,17 +614,12 @@
         <w:tc>
           <w:tcPr>
             <w:tcW w:type="dxa" w:w="3230"/>
-            <w:vAlign w:val="center"/>
+            <w:vAlign w:val="top"/>
           </w:tcPr>
           <w:p>
-            <w:pPr>
-              <w:spacing w:after="0"/>
-              <w:jc w:val="left"/>
-            </w:pPr>
-            <w:r/>
             <w:r>
               <w:rPr>
-                <w:rFonts w:ascii="Times New Roman" w:hAnsi="Times New Roman" w:eastAsia="Times New Roman"/>
+                <w:rFonts w:ascii="Times New Roman" w:hAnsi="Times New Roman"/>
                 <w:b w:val="0"/>
                 <w:sz w:val="20"/>
               </w:rPr>
@@ -894,21 +630,16 @@
         <w:tc>
           <w:tcPr>
             <w:tcW w:type="dxa" w:w="3230"/>
-            <w:vAlign w:val="center"/>
+            <w:vAlign w:val="top"/>
           </w:tcPr>
           <w:p>
-            <w:pPr>
-              <w:spacing w:after="0"/>
-              <w:jc w:val="left"/>
-            </w:pPr>
-            <w:r/>
             <w:r>
               <w:rPr>
-                <w:rFonts w:ascii="Times New Roman" w:hAnsi="Times New Roman" w:eastAsia="Times New Roman"/>
+                <w:rFonts w:ascii="Times New Roman" w:hAnsi="Times New Roman"/>
                 <w:b w:val="0"/>
                 <w:sz w:val="20"/>
               </w:rPr>
-              <w:t>Создание и редактирование мероприятий, просмотр участников для мероприятий с регистрацией, профиль организации, архивы, уведомления.</w:t>
+              <w:t>Создание и редактирование мероприятий, участники, профиль организации, архивы, уведомления.</w:t>
             </w:r>
           </w:p>
         </w:tc>
@@ -917,17 +648,12 @@
         <w:tc>
           <w:tcPr>
             <w:tcW w:type="dxa" w:w="3230"/>
-            <w:vAlign w:val="center"/>
+            <w:vAlign w:val="top"/>
           </w:tcPr>
           <w:p>
-            <w:pPr>
-              <w:spacing w:after="0"/>
-              <w:jc w:val="left"/>
-            </w:pPr>
-            <w:r/>
             <w:r>
               <w:rPr>
-                <w:rFonts w:ascii="Times New Roman" w:hAnsi="Times New Roman" w:eastAsia="Times New Roman"/>
+                <w:rFonts w:ascii="Times New Roman" w:hAnsi="Times New Roman"/>
                 <w:b w:val="0"/>
                 <w:sz w:val="20"/>
               </w:rPr>
@@ -938,17 +664,12 @@
         <w:tc>
           <w:tcPr>
             <w:tcW w:type="dxa" w:w="3230"/>
-            <w:vAlign w:val="center"/>
+            <w:vAlign w:val="top"/>
           </w:tcPr>
           <w:p>
-            <w:pPr>
-              <w:spacing w:after="0"/>
-              <w:jc w:val="left"/>
-            </w:pPr>
-            <w:r/>
             <w:r>
               <w:rPr>
-                <w:rFonts w:ascii="Times New Roman" w:hAnsi="Times New Roman" w:eastAsia="Times New Roman"/>
+                <w:rFonts w:ascii="Times New Roman" w:hAnsi="Times New Roman"/>
                 <w:b w:val="0"/>
                 <w:sz w:val="20"/>
               </w:rPr>
@@ -959,21 +680,16 @@
         <w:tc>
           <w:tcPr>
             <w:tcW w:type="dxa" w:w="3230"/>
-            <w:vAlign w:val="center"/>
+            <w:vAlign w:val="top"/>
           </w:tcPr>
           <w:p>
-            <w:pPr>
-              <w:spacing w:after="0"/>
-              <w:jc w:val="left"/>
-            </w:pPr>
-            <w:r/>
             <w:r>
               <w:rPr>
-                <w:rFonts w:ascii="Times New Roman" w:hAnsi="Times New Roman" w:eastAsia="Times New Roman"/>
+                <w:rFonts w:ascii="Times New Roman" w:hAnsi="Times New Roman"/>
                 <w:b w:val="0"/>
                 <w:sz w:val="20"/>
               </w:rPr>
-              <w:t>Рассмотрение жалоб на карточки и отзывы, блокировка и разблокировка учетных записей, просмотр списков пользователей и организаторов.</w:t>
+              <w:t>Жалобы, блокировка учетных записей, списки пользователей и организаторов.</w:t>
             </w:r>
           </w:p>
         </w:tc>
@@ -989,16 +705,8 @@
       </w:r>
     </w:p>
     <w:p>
-      <w:pPr>
-        <w:spacing w:line="276" w:lineRule="auto" w:after="120"/>
-        <w:ind w:firstLine="709"/>
-      </w:pPr>
       <w:r>
-        <w:rPr>
-          <w:rFonts w:ascii="Times New Roman" w:hAnsi="Times New Roman" w:eastAsia="Times New Roman"/>
-          <w:sz w:val="24"/>
-        </w:rPr>
-        <w:t>Backend реализуется с фабрикой приложения. Для каждой предметной области создается отдельный модуль с маршрутами, сервисами, моделями и валидаторами. События, которые должны формировать уведомления, обрабатываются в сервисном слое: после изменения состояния сразу создается запись в notifications.</w:t>
+        <w:t>Backend реализуется с фабрикой приложения. Для каждой предметной области создается отдельный модуль с маршрутами, сервисами, схемами и моделями. События, формирующие уведомления, обрабатываются в сервисном слое.</w:t>
       </w:r>
     </w:p>
     <w:tbl>
@@ -1016,18 +724,13 @@
         <w:tc>
           <w:tcPr>
             <w:tcW w:type="dxa" w:w="4844"/>
-            <w:vAlign w:val="center"/>
-            <w:shd w:fill="D9E2F3"/>
+            <w:shd w:fill="D9EAF7"/>
+            <w:vAlign w:val="top"/>
           </w:tcPr>
           <w:p>
-            <w:pPr>
-              <w:spacing w:after="0"/>
-              <w:jc w:val="left"/>
-            </w:pPr>
-            <w:r/>
             <w:r>
               <w:rPr>
-                <w:rFonts w:ascii="Times New Roman" w:hAnsi="Times New Roman" w:eastAsia="Times New Roman"/>
+                <w:rFonts w:ascii="Times New Roman" w:hAnsi="Times New Roman"/>
                 <w:b/>
                 <w:sz w:val="20"/>
               </w:rPr>
@@ -1038,18 +741,13 @@
         <w:tc>
           <w:tcPr>
             <w:tcW w:type="dxa" w:w="4844"/>
-            <w:vAlign w:val="center"/>
-            <w:shd w:fill="D9E2F3"/>
+            <w:shd w:fill="D9EAF7"/>
+            <w:vAlign w:val="top"/>
           </w:tcPr>
           <w:p>
-            <w:pPr>
-              <w:spacing w:after="0"/>
-              <w:jc w:val="left"/>
-            </w:pPr>
-            <w:r/>
             <w:r>
               <w:rPr>
-                <w:rFonts w:ascii="Times New Roman" w:hAnsi="Times New Roman" w:eastAsia="Times New Roman"/>
+                <w:rFonts w:ascii="Times New Roman" w:hAnsi="Times New Roman"/>
                 <w:b/>
                 <w:sz w:val="20"/>
               </w:rPr>
@@ -1062,17 +760,12 @@
         <w:tc>
           <w:tcPr>
             <w:tcW w:type="dxa" w:w="4844"/>
-            <w:vAlign w:val="center"/>
+            <w:vAlign w:val="top"/>
           </w:tcPr>
           <w:p>
-            <w:pPr>
-              <w:spacing w:after="0"/>
-              <w:jc w:val="left"/>
-            </w:pPr>
-            <w:r/>
             <w:r>
               <w:rPr>
-                <w:rFonts w:ascii="Times New Roman" w:hAnsi="Times New Roman" w:eastAsia="Times New Roman"/>
+                <w:rFonts w:ascii="Times New Roman" w:hAnsi="Times New Roman"/>
                 <w:b w:val="0"/>
                 <w:sz w:val="20"/>
               </w:rPr>
@@ -1083,21 +776,16 @@
         <w:tc>
           <w:tcPr>
             <w:tcW w:type="dxa" w:w="4844"/>
-            <w:vAlign w:val="center"/>
+            <w:vAlign w:val="top"/>
           </w:tcPr>
           <w:p>
-            <w:pPr>
-              <w:spacing w:after="0"/>
-              <w:jc w:val="left"/>
-            </w:pPr>
-            <w:r/>
             <w:r>
               <w:rPr>
-                <w:rFonts w:ascii="Times New Roman" w:hAnsi="Times New Roman" w:eastAsia="Times New Roman"/>
+                <w:rFonts w:ascii="Times New Roman" w:hAnsi="Times New Roman"/>
                 <w:b w:val="0"/>
                 <w:sz w:val="20"/>
               </w:rPr>
-              <w:t>Регистрация, вход, выход, текущий пользователь, проверка токена, смена пароля, повторное принятие документов.</w:t>
+              <w:t>Регистрация, вход, выход, текущий пользователь, обновление токена, принятие документов.</w:t>
             </w:r>
           </w:p>
         </w:tc>
@@ -1106,17 +794,12 @@
         <w:tc>
           <w:tcPr>
             <w:tcW w:type="dxa" w:w="4844"/>
-            <w:vAlign w:val="center"/>
+            <w:vAlign w:val="top"/>
           </w:tcPr>
           <w:p>
-            <w:pPr>
-              <w:spacing w:after="0"/>
-              <w:jc w:val="left"/>
-            </w:pPr>
-            <w:r/>
             <w:r>
               <w:rPr>
-                <w:rFonts w:ascii="Times New Roman" w:hAnsi="Times New Roman" w:eastAsia="Times New Roman"/>
+                <w:rFonts w:ascii="Times New Roman" w:hAnsi="Times New Roman"/>
                 <w:b w:val="0"/>
                 <w:sz w:val="20"/>
               </w:rPr>
@@ -1127,21 +810,16 @@
         <w:tc>
           <w:tcPr>
             <w:tcW w:type="dxa" w:w="4844"/>
-            <w:vAlign w:val="center"/>
+            <w:vAlign w:val="top"/>
           </w:tcPr>
           <w:p>
-            <w:pPr>
-              <w:spacing w:after="0"/>
-              <w:jc w:val="left"/>
-            </w:pPr>
-            <w:r/>
             <w:r>
               <w:rPr>
-                <w:rFonts w:ascii="Times New Roman" w:hAnsi="Times New Roman" w:eastAsia="Times New Roman"/>
+                <w:rFonts w:ascii="Times New Roman" w:hAnsi="Times New Roman"/>
                 <w:b w:val="0"/>
                 <w:sz w:val="20"/>
               </w:rPr>
-              <w:t>Профиль пользователя, блокировка, список пользователей для администратора.</w:t>
+              <w:t>Профиль пользователя, смена пароля, блокировка, список пользователей.</w:t>
             </w:r>
           </w:p>
         </w:tc>
@@ -1150,17 +828,12 @@
         <w:tc>
           <w:tcPr>
             <w:tcW w:type="dxa" w:w="4844"/>
-            <w:vAlign w:val="center"/>
+            <w:vAlign w:val="top"/>
           </w:tcPr>
           <w:p>
-            <w:pPr>
-              <w:spacing w:after="0"/>
-              <w:jc w:val="left"/>
-            </w:pPr>
-            <w:r/>
             <w:r>
               <w:rPr>
-                <w:rFonts w:ascii="Times New Roman" w:hAnsi="Times New Roman" w:eastAsia="Times New Roman"/>
+                <w:rFonts w:ascii="Times New Roman" w:hAnsi="Times New Roman"/>
                 <w:b w:val="0"/>
                 <w:sz w:val="20"/>
               </w:rPr>
@@ -1171,21 +844,16 @@
         <w:tc>
           <w:tcPr>
             <w:tcW w:type="dxa" w:w="4844"/>
-            <w:vAlign w:val="center"/>
+            <w:vAlign w:val="top"/>
           </w:tcPr>
           <w:p>
-            <w:pPr>
-              <w:spacing w:after="0"/>
-              <w:jc w:val="left"/>
-            </w:pPr>
-            <w:r/>
             <w:r>
               <w:rPr>
-                <w:rFonts w:ascii="Times New Roman" w:hAnsi="Times New Roman" w:eastAsia="Times New Roman"/>
+                <w:rFonts w:ascii="Times New Roman" w:hAnsi="Times New Roman"/>
                 <w:b w:val="0"/>
                 <w:sz w:val="20"/>
               </w:rPr>
-              <w:t>Профиль организатора, данные организации, фото, список организаторов.</w:t>
+              <w:t>Публичные страницы организаторов, списки и блокировка организаторов.</w:t>
             </w:r>
           </w:p>
         </w:tc>
@@ -1194,17 +862,12 @@
         <w:tc>
           <w:tcPr>
             <w:tcW w:type="dxa" w:w="4844"/>
-            <w:vAlign w:val="center"/>
+            <w:vAlign w:val="top"/>
           </w:tcPr>
           <w:p>
-            <w:pPr>
-              <w:spacing w:after="0"/>
-              <w:jc w:val="left"/>
-            </w:pPr>
-            <w:r/>
             <w:r>
               <w:rPr>
-                <w:rFonts w:ascii="Times New Roman" w:hAnsi="Times New Roman" w:eastAsia="Times New Roman"/>
+                <w:rFonts w:ascii="Times New Roman" w:hAnsi="Times New Roman"/>
                 <w:b w:val="0"/>
                 <w:sz w:val="20"/>
               </w:rPr>
@@ -1215,21 +878,16 @@
         <w:tc>
           <w:tcPr>
             <w:tcW w:type="dxa" w:w="4844"/>
-            <w:vAlign w:val="center"/>
+            <w:vAlign w:val="top"/>
           </w:tcPr>
           <w:p>
-            <w:pPr>
-              <w:spacing w:after="0"/>
-              <w:jc w:val="left"/>
-            </w:pPr>
-            <w:r/>
             <w:r>
               <w:rPr>
-                <w:rFonts w:ascii="Times New Roman" w:hAnsi="Times New Roman" w:eastAsia="Times New Roman"/>
+                <w:rFonts w:ascii="Times New Roman" w:hAnsi="Times New Roman"/>
                 <w:b w:val="0"/>
                 <w:sz w:val="20"/>
               </w:rPr>
-              <w:t>Создание, редактирование, каталог, карточки, состояния, архив.</w:t>
+              <w:t>Каталог, карточки, создание, редактирование, состояния и архив.</w:t>
             </w:r>
           </w:p>
         </w:tc>
@@ -1238,17 +896,12 @@
         <w:tc>
           <w:tcPr>
             <w:tcW w:type="dxa" w:w="4844"/>
-            <w:vAlign w:val="center"/>
+            <w:vAlign w:val="top"/>
           </w:tcPr>
           <w:p>
-            <w:pPr>
-              <w:spacing w:after="0"/>
-              <w:jc w:val="left"/>
-            </w:pPr>
-            <w:r/>
             <w:r>
               <w:rPr>
-                <w:rFonts w:ascii="Times New Roman" w:hAnsi="Times New Roman" w:eastAsia="Times New Roman"/>
+                <w:rFonts w:ascii="Times New Roman" w:hAnsi="Times New Roman"/>
                 <w:b w:val="0"/>
                 <w:sz w:val="20"/>
               </w:rPr>
@@ -1259,21 +912,16 @@
         <w:tc>
           <w:tcPr>
             <w:tcW w:type="dxa" w:w="4844"/>
-            <w:vAlign w:val="center"/>
+            <w:vAlign w:val="top"/>
           </w:tcPr>
           <w:p>
-            <w:pPr>
-              <w:spacing w:after="0"/>
-              <w:jc w:val="left"/>
-            </w:pPr>
-            <w:r/>
             <w:r>
               <w:rPr>
-                <w:rFonts w:ascii="Times New Roman" w:hAnsi="Times New Roman" w:eastAsia="Times New Roman"/>
+                <w:rFonts w:ascii="Times New Roman" w:hAnsi="Times New Roman"/>
                 <w:b w:val="0"/>
                 <w:sz w:val="20"/>
               </w:rPr>
-              <w:t>Внутренняя регистрация, внешнее подтверждение, заявки, участники, экспорт Excel.</w:t>
+              <w:t>Внутренняя регистрация, внешнее подтверждение, заявки, участники.</w:t>
             </w:r>
           </w:p>
         </w:tc>
@@ -1282,17 +930,12 @@
         <w:tc>
           <w:tcPr>
             <w:tcW w:type="dxa" w:w="4844"/>
-            <w:vAlign w:val="center"/>
+            <w:vAlign w:val="top"/>
           </w:tcPr>
           <w:p>
-            <w:pPr>
-              <w:spacing w:after="0"/>
-              <w:jc w:val="left"/>
-            </w:pPr>
-            <w:r/>
             <w:r>
               <w:rPr>
-                <w:rFonts w:ascii="Times New Roman" w:hAnsi="Times New Roman" w:eastAsia="Times New Roman"/>
+                <w:rFonts w:ascii="Times New Roman" w:hAnsi="Times New Roman"/>
                 <w:b w:val="0"/>
                 <w:sz w:val="20"/>
               </w:rPr>
@@ -1303,17 +946,12 @@
         <w:tc>
           <w:tcPr>
             <w:tcW w:type="dxa" w:w="4844"/>
-            <w:vAlign w:val="center"/>
+            <w:vAlign w:val="top"/>
           </w:tcPr>
           <w:p>
-            <w:pPr>
-              <w:spacing w:after="0"/>
-              <w:jc w:val="left"/>
-            </w:pPr>
-            <w:r/>
             <w:r>
               <w:rPr>
-                <w:rFonts w:ascii="Times New Roman" w:hAnsi="Times New Roman" w:eastAsia="Times New Roman"/>
+                <w:rFonts w:ascii="Times New Roman" w:hAnsi="Times New Roman"/>
                 <w:b w:val="0"/>
                 <w:sz w:val="20"/>
               </w:rPr>
@@ -1326,17 +964,12 @@
         <w:tc>
           <w:tcPr>
             <w:tcW w:type="dxa" w:w="4844"/>
-            <w:vAlign w:val="center"/>
+            <w:vAlign w:val="top"/>
           </w:tcPr>
           <w:p>
-            <w:pPr>
-              <w:spacing w:after="0"/>
-              <w:jc w:val="left"/>
-            </w:pPr>
-            <w:r/>
             <w:r>
               <w:rPr>
-                <w:rFonts w:ascii="Times New Roman" w:hAnsi="Times New Roman" w:eastAsia="Times New Roman"/>
+                <w:rFonts w:ascii="Times New Roman" w:hAnsi="Times New Roman"/>
                 <w:b w:val="0"/>
                 <w:sz w:val="20"/>
               </w:rPr>
@@ -1347,17 +980,12 @@
         <w:tc>
           <w:tcPr>
             <w:tcW w:type="dxa" w:w="4844"/>
-            <w:vAlign w:val="center"/>
+            <w:vAlign w:val="top"/>
           </w:tcPr>
           <w:p>
-            <w:pPr>
-              <w:spacing w:after="0"/>
-              <w:jc w:val="left"/>
-            </w:pPr>
-            <w:r/>
             <w:r>
               <w:rPr>
-                <w:rFonts w:ascii="Times New Roman" w:hAnsi="Times New Roman" w:eastAsia="Times New Roman"/>
+                <w:rFonts w:ascii="Times New Roman" w:hAnsi="Times New Roman"/>
                 <w:b w:val="0"/>
                 <w:sz w:val="20"/>
               </w:rPr>
@@ -1370,17 +998,12 @@
         <w:tc>
           <w:tcPr>
             <w:tcW w:type="dxa" w:w="4844"/>
-            <w:vAlign w:val="center"/>
+            <w:vAlign w:val="top"/>
           </w:tcPr>
           <w:p>
-            <w:pPr>
-              <w:spacing w:after="0"/>
-              <w:jc w:val="left"/>
-            </w:pPr>
-            <w:r/>
             <w:r>
               <w:rPr>
-                <w:rFonts w:ascii="Times New Roman" w:hAnsi="Times New Roman" w:eastAsia="Times New Roman"/>
+                <w:rFonts w:ascii="Times New Roman" w:hAnsi="Times New Roman"/>
                 <w:b w:val="0"/>
                 <w:sz w:val="20"/>
               </w:rPr>
@@ -1391,17 +1014,12 @@
         <w:tc>
           <w:tcPr>
             <w:tcW w:type="dxa" w:w="4844"/>
-            <w:vAlign w:val="center"/>
+            <w:vAlign w:val="top"/>
           </w:tcPr>
           <w:p>
-            <w:pPr>
-              <w:spacing w:after="0"/>
-              <w:jc w:val="left"/>
-            </w:pPr>
-            <w:r/>
             <w:r>
               <w:rPr>
-                <w:rFonts w:ascii="Times New Roman" w:hAnsi="Times New Roman" w:eastAsia="Times New Roman"/>
+                <w:rFonts w:ascii="Times New Roman" w:hAnsi="Times New Roman"/>
                 <w:b w:val="0"/>
                 <w:sz w:val="20"/>
               </w:rPr>
@@ -1414,17 +1032,12 @@
         <w:tc>
           <w:tcPr>
             <w:tcW w:type="dxa" w:w="4844"/>
-            <w:vAlign w:val="center"/>
+            <w:vAlign w:val="top"/>
           </w:tcPr>
           <w:p>
-            <w:pPr>
-              <w:spacing w:after="0"/>
-              <w:jc w:val="left"/>
-            </w:pPr>
-            <w:r/>
             <w:r>
               <w:rPr>
-                <w:rFonts w:ascii="Times New Roman" w:hAnsi="Times New Roman" w:eastAsia="Times New Roman"/>
+                <w:rFonts w:ascii="Times New Roman" w:hAnsi="Times New Roman"/>
                 <w:b w:val="0"/>
                 <w:sz w:val="20"/>
               </w:rPr>
@@ -1435,21 +1048,16 @@
         <w:tc>
           <w:tcPr>
             <w:tcW w:type="dxa" w:w="4844"/>
-            <w:vAlign w:val="center"/>
+            <w:vAlign w:val="top"/>
           </w:tcPr>
           <w:p>
-            <w:pPr>
-              <w:spacing w:after="0"/>
-              <w:jc w:val="left"/>
-            </w:pPr>
-            <w:r/>
             <w:r>
               <w:rPr>
-                <w:rFonts w:ascii="Times New Roman" w:hAnsi="Times New Roman" w:eastAsia="Times New Roman"/>
+                <w:rFonts w:ascii="Times New Roman" w:hAnsi="Times New Roman"/>
                 <w:b w:val="0"/>
                 <w:sz w:val="20"/>
               </w:rPr>
-              <w:t>Отзывы, фото отзывов, оценки мероприятий и организаторов, расчет рейтингов.</w:t>
+              <w:t>Отзывы, фото отзывов, оценки мероприятий и организаторов.</w:t>
             </w:r>
           </w:p>
         </w:tc>
@@ -1458,17 +1066,12 @@
         <w:tc>
           <w:tcPr>
             <w:tcW w:type="dxa" w:w="4844"/>
-            <w:vAlign w:val="center"/>
+            <w:vAlign w:val="top"/>
           </w:tcPr>
           <w:p>
-            <w:pPr>
-              <w:spacing w:after="0"/>
-              <w:jc w:val="left"/>
-            </w:pPr>
-            <w:r/>
             <w:r>
               <w:rPr>
-                <w:rFonts w:ascii="Times New Roman" w:hAnsi="Times New Roman" w:eastAsia="Times New Roman"/>
+                <w:rFonts w:ascii="Times New Roman" w:hAnsi="Times New Roman"/>
                 <w:b w:val="0"/>
                 <w:sz w:val="20"/>
               </w:rPr>
@@ -1479,21 +1082,16 @@
         <w:tc>
           <w:tcPr>
             <w:tcW w:type="dxa" w:w="4844"/>
-            <w:vAlign w:val="center"/>
+            <w:vAlign w:val="top"/>
           </w:tcPr>
           <w:p>
-            <w:pPr>
-              <w:spacing w:after="0"/>
-              <w:jc w:val="left"/>
-            </w:pPr>
-            <w:r/>
             <w:r>
               <w:rPr>
-                <w:rFonts w:ascii="Times New Roman" w:hAnsi="Times New Roman" w:eastAsia="Times New Roman"/>
+                <w:rFonts w:ascii="Times New Roman" w:hAnsi="Times New Roman"/>
                 <w:b w:val="0"/>
                 <w:sz w:val="20"/>
               </w:rPr>
-              <w:t>Выдача актуальных документов, обновление документов и сброс признака принятия.</w:t>
+              <w:t>Актуальные документы и сброс признака принятия.</w:t>
             </w:r>
           </w:p>
         </w:tc>
@@ -1502,17 +1100,12 @@
         <w:tc>
           <w:tcPr>
             <w:tcW w:type="dxa" w:w="4844"/>
-            <w:vAlign w:val="center"/>
+            <w:vAlign w:val="top"/>
           </w:tcPr>
           <w:p>
-            <w:pPr>
-              <w:spacing w:after="0"/>
-              <w:jc w:val="left"/>
-            </w:pPr>
-            <w:r/>
             <w:r>
               <w:rPr>
-                <w:rFonts w:ascii="Times New Roman" w:hAnsi="Times New Roman" w:eastAsia="Times New Roman"/>
+                <w:rFonts w:ascii="Times New Roman" w:hAnsi="Times New Roman"/>
                 <w:b w:val="0"/>
                 <w:sz w:val="20"/>
               </w:rPr>
@@ -1523,21 +1116,16 @@
         <w:tc>
           <w:tcPr>
             <w:tcW w:type="dxa" w:w="4844"/>
-            <w:vAlign w:val="center"/>
+            <w:vAlign w:val="top"/>
           </w:tcPr>
           <w:p>
-            <w:pPr>
-              <w:spacing w:after="0"/>
-              <w:jc w:val="left"/>
-            </w:pPr>
-            <w:r/>
             <w:r>
               <w:rPr>
-                <w:rFonts w:ascii="Times New Roman" w:hAnsi="Times New Roman" w:eastAsia="Times New Roman"/>
+                <w:rFonts w:ascii="Times New Roman" w:hAnsi="Times New Roman"/>
                 <w:b w:val="0"/>
                 <w:sz w:val="20"/>
               </w:rPr>
-              <w:t>Загрузка и выдача файлов.</w:t>
+              <w:t>Загрузка, выдача и удаление файлов.</w:t>
             </w:r>
           </w:p>
         </w:tc>
@@ -1553,16 +1141,8 @@
       </w:r>
     </w:p>
     <w:p>
-      <w:pPr>
-        <w:spacing w:line="276" w:lineRule="auto" w:after="120"/>
-        <w:ind w:firstLine="709"/>
-      </w:pPr>
       <w:r>
-        <w:rPr>
-          <w:rFonts w:ascii="Times New Roman" w:hAnsi="Times New Roman" w:eastAsia="Times New Roman"/>
-          <w:sz w:val="24"/>
-        </w:rPr>
-        <w:t>Frontend реализуется как SPA-приложение. При переносе макетов используются переиспользуемые компоненты. Для карточек актуальных мероприятий применяется единая страница EventDetailsPage, которая отображает внутреннюю регистрацию, внешнюю регистрацию или вариант без регистрации по значению registration_type.</w:t>
+        <w:t>Frontend реализуется как SPA-приложение. Страницы сгруппированы по ролям и предметным областям. Для карточки актуального мероприятия используется EventDetailsPage; отдельные страницы EventInternalPage, EventExternalPage и EventWithoutRegistrationPage могут использоваться как совместимые представления по типу регистрации.</w:t>
       </w:r>
     </w:p>
     <w:tbl>
@@ -1580,18 +1160,13 @@
         <w:tc>
           <w:tcPr>
             <w:tcW w:type="dxa" w:w="4844"/>
-            <w:vAlign w:val="center"/>
-            <w:shd w:fill="D9E2F3"/>
+            <w:shd w:fill="D9EAF7"/>
+            <w:vAlign w:val="top"/>
           </w:tcPr>
           <w:p>
-            <w:pPr>
-              <w:spacing w:after="0"/>
-              <w:jc w:val="left"/>
-            </w:pPr>
-            <w:r/>
             <w:r>
               <w:rPr>
-                <w:rFonts w:ascii="Times New Roman" w:hAnsi="Times New Roman" w:eastAsia="Times New Roman"/>
+                <w:rFonts w:ascii="Times New Roman" w:hAnsi="Times New Roman"/>
                 <w:b/>
                 <w:sz w:val="20"/>
               </w:rPr>
@@ -1602,22 +1177,17 @@
         <w:tc>
           <w:tcPr>
             <w:tcW w:type="dxa" w:w="4844"/>
-            <w:vAlign w:val="center"/>
-            <w:shd w:fill="D9E2F3"/>
+            <w:shd w:fill="D9EAF7"/>
+            <w:vAlign w:val="top"/>
           </w:tcPr>
           <w:p>
-            <w:pPr>
-              <w:spacing w:after="0"/>
-              <w:jc w:val="left"/>
-            </w:pPr>
-            <w:r/>
             <w:r>
               <w:rPr>
-                <w:rFonts w:ascii="Times New Roman" w:hAnsi="Times New Roman" w:eastAsia="Times New Roman"/>
+                <w:rFonts w:ascii="Times New Roman" w:hAnsi="Times New Roman"/>
                 <w:b/>
                 <w:sz w:val="20"/>
               </w:rPr>
-              <w:t>Страницы React</w:t>
+              <w:t>React-страницы</w:t>
             </w:r>
           </w:p>
         </w:tc>
@@ -1626,17 +1196,12 @@
         <w:tc>
           <w:tcPr>
             <w:tcW w:type="dxa" w:w="4844"/>
-            <w:vAlign w:val="center"/>
+            <w:vAlign w:val="top"/>
           </w:tcPr>
           <w:p>
-            <w:pPr>
-              <w:spacing w:after="0"/>
-              <w:jc w:val="left"/>
-            </w:pPr>
-            <w:r/>
             <w:r>
               <w:rPr>
-                <w:rFonts w:ascii="Times New Roman" w:hAnsi="Times New Roman" w:eastAsia="Times New Roman"/>
+                <w:rFonts w:ascii="Times New Roman" w:hAnsi="Times New Roman"/>
                 <w:b w:val="0"/>
                 <w:sz w:val="20"/>
               </w:rPr>
@@ -1647,21 +1212,16 @@
         <w:tc>
           <w:tcPr>
             <w:tcW w:type="dxa" w:w="4844"/>
-            <w:vAlign w:val="center"/>
+            <w:vAlign w:val="top"/>
           </w:tcPr>
           <w:p>
-            <w:pPr>
-              <w:spacing w:after="0"/>
-              <w:jc w:val="left"/>
-            </w:pPr>
-            <w:r/>
             <w:r>
               <w:rPr>
-                <w:rFonts w:ascii="Times New Roman" w:hAnsi="Times New Roman" w:eastAsia="Times New Roman"/>
+                <w:rFonts w:ascii="Times New Roman" w:hAnsi="Times New Roman"/>
                 <w:b w:val="0"/>
                 <w:sz w:val="20"/>
               </w:rPr>
-              <w:t>HomePage, CatalogPage, EventDetailsPage, PastEventPage, OrganizerPublicPage, LegalDocumentsPage</w:t>
+              <w:t>HomePage, EventCatalogPage, EventDetailsPage, EventPastPage, OrganizerPage, OrganizersListPage, LegalAcceptancePage</w:t>
             </w:r>
           </w:p>
         </w:tc>
@@ -1670,17 +1230,12 @@
         <w:tc>
           <w:tcPr>
             <w:tcW w:type="dxa" w:w="4844"/>
-            <w:vAlign w:val="center"/>
+            <w:vAlign w:val="top"/>
           </w:tcPr>
           <w:p>
-            <w:pPr>
-              <w:spacing w:after="0"/>
-              <w:jc w:val="left"/>
-            </w:pPr>
-            <w:r/>
             <w:r>
               <w:rPr>
-                <w:rFonts w:ascii="Times New Roman" w:hAnsi="Times New Roman" w:eastAsia="Times New Roman"/>
+                <w:rFonts w:ascii="Times New Roman" w:hAnsi="Times New Roman"/>
                 <w:b w:val="0"/>
                 <w:sz w:val="20"/>
               </w:rPr>
@@ -1691,21 +1246,16 @@
         <w:tc>
           <w:tcPr>
             <w:tcW w:type="dxa" w:w="4844"/>
-            <w:vAlign w:val="center"/>
+            <w:vAlign w:val="top"/>
           </w:tcPr>
           <w:p>
-            <w:pPr>
-              <w:spacing w:after="0"/>
-              <w:jc w:val="left"/>
-            </w:pPr>
-            <w:r/>
             <w:r>
               <w:rPr>
-                <w:rFonts w:ascii="Times New Roman" w:hAnsi="Times New Roman" w:eastAsia="Times New Roman"/>
+                <w:rFonts w:ascii="Times New Roman" w:hAnsi="Times New Roman"/>
                 <w:b w:val="0"/>
                 <w:sz w:val="20"/>
               </w:rPr>
-              <w:t>LoginPage, RegisterPage, LegalConsentPage</w:t>
+              <w:t>LoginPage, RegisterPage, LegalAcceptancePage</w:t>
             </w:r>
           </w:p>
         </w:tc>
@@ -1714,17 +1264,12 @@
         <w:tc>
           <w:tcPr>
             <w:tcW w:type="dxa" w:w="4844"/>
-            <w:vAlign w:val="center"/>
+            <w:vAlign w:val="top"/>
           </w:tcPr>
           <w:p>
-            <w:pPr>
-              <w:spacing w:after="0"/>
-              <w:jc w:val="left"/>
-            </w:pPr>
-            <w:r/>
             <w:r>
               <w:rPr>
-                <w:rFonts w:ascii="Times New Roman" w:hAnsi="Times New Roman" w:eastAsia="Times New Roman"/>
+                <w:rFonts w:ascii="Times New Roman" w:hAnsi="Times New Roman"/>
                 <w:b w:val="0"/>
                 <w:sz w:val="20"/>
               </w:rPr>
@@ -1735,21 +1280,16 @@
         <w:tc>
           <w:tcPr>
             <w:tcW w:type="dxa" w:w="4844"/>
-            <w:vAlign w:val="center"/>
+            <w:vAlign w:val="top"/>
           </w:tcPr>
           <w:p>
-            <w:pPr>
-              <w:spacing w:after="0"/>
-              <w:jc w:val="left"/>
-            </w:pPr>
-            <w:r/>
             <w:r>
               <w:rPr>
-                <w:rFonts w:ascii="Times New Roman" w:hAnsi="Times New Roman" w:eastAsia="Times New Roman"/>
+                <w:rFonts w:ascii="Times New Roman" w:hAnsi="Times New Roman"/>
                 <w:b w:val="0"/>
                 <w:sz w:val="20"/>
               </w:rPr>
-              <w:t>UserProfilePage, UserRegistrationsPage, UserFavoritesPage, UserNotificationsPage, UserRegistrationArchivePage</w:t>
+              <w:t>UserCabinetPage, UserRegistrationsPage, UserFavoritesPage, UserNotificationsPage, UserRegistrationArchivePage</w:t>
             </w:r>
           </w:p>
         </w:tc>
@@ -1758,17 +1298,12 @@
         <w:tc>
           <w:tcPr>
             <w:tcW w:type="dxa" w:w="4844"/>
-            <w:vAlign w:val="center"/>
+            <w:vAlign w:val="top"/>
           </w:tcPr>
           <w:p>
-            <w:pPr>
-              <w:spacing w:after="0"/>
-              <w:jc w:val="left"/>
-            </w:pPr>
-            <w:r/>
             <w:r>
               <w:rPr>
-                <w:rFonts w:ascii="Times New Roman" w:hAnsi="Times New Roman" w:eastAsia="Times New Roman"/>
+                <w:rFonts w:ascii="Times New Roman" w:hAnsi="Times New Roman"/>
                 <w:b w:val="0"/>
                 <w:sz w:val="20"/>
               </w:rPr>
@@ -1779,21 +1314,16 @@
         <w:tc>
           <w:tcPr>
             <w:tcW w:type="dxa" w:w="4844"/>
-            <w:vAlign w:val="center"/>
+            <w:vAlign w:val="top"/>
           </w:tcPr>
           <w:p>
-            <w:pPr>
-              <w:spacing w:after="0"/>
-              <w:jc w:val="left"/>
-            </w:pPr>
-            <w:r/>
             <w:r>
               <w:rPr>
-                <w:rFonts w:ascii="Times New Roman" w:hAnsi="Times New Roman" w:eastAsia="Times New Roman"/>
+                <w:rFonts w:ascii="Times New Roman" w:hAnsi="Times New Roman"/>
                 <w:b w:val="0"/>
                 <w:sz w:val="20"/>
               </w:rPr>
-              <w:t>OrganizerProfilePage, OrganizerEventsPage, EventCreatePage, EventEditPage, EventParticipantsPage, OrganizerNotificationsPage, OrganizerEventsArchivePage, OrganizerRegistrationsPage, OrganizerFavoritesPage, OrganizerRegistrationArchivePage</w:t>
+              <w:t>OrganizerCabinetPage, OrganizerEventsPage, EventCreatePage, EventEditPage, RegisteredParticipantsPage, OrganizerNotificationsPage, OrganizerEventsArchivePage</w:t>
             </w:r>
           </w:p>
         </w:tc>
@@ -1802,17 +1332,12 @@
         <w:tc>
           <w:tcPr>
             <w:tcW w:type="dxa" w:w="4844"/>
-            <w:vAlign w:val="center"/>
+            <w:vAlign w:val="top"/>
           </w:tcPr>
           <w:p>
-            <w:pPr>
-              <w:spacing w:after="0"/>
-              <w:jc w:val="left"/>
-            </w:pPr>
-            <w:r/>
             <w:r>
               <w:rPr>
-                <w:rFonts w:ascii="Times New Roman" w:hAnsi="Times New Roman" w:eastAsia="Times New Roman"/>
+                <w:rFonts w:ascii="Times New Roman" w:hAnsi="Times New Roman"/>
                 <w:b w:val="0"/>
                 <w:sz w:val="20"/>
               </w:rPr>
@@ -1823,21 +1348,16 @@
         <w:tc>
           <w:tcPr>
             <w:tcW w:type="dxa" w:w="4844"/>
-            <w:vAlign w:val="center"/>
+            <w:vAlign w:val="top"/>
           </w:tcPr>
           <w:p>
-            <w:pPr>
-              <w:spacing w:after="0"/>
-              <w:jc w:val="left"/>
-            </w:pPr>
-            <w:r/>
             <w:r>
               <w:rPr>
-                <w:rFonts w:ascii="Times New Roman" w:hAnsi="Times New Roman" w:eastAsia="Times New Roman"/>
+                <w:rFonts w:ascii="Times New Roman" w:hAnsi="Times New Roman"/>
                 <w:b w:val="0"/>
                 <w:sz w:val="20"/>
               </w:rPr>
-              <w:t>AdminComplaintsPage, AdminOrganizersPage, AdminUsersPage, AdminEventModerationPage, AdminPastEventModerationPage</w:t>
+              <w:t>AdminComplaintsPage, AdminOrganizersPage, AdminUsersPage, EventPastAdminPage</w:t>
             </w:r>
           </w:p>
         </w:tc>
@@ -1853,12 +1373,8 @@
       </w:r>
     </w:p>
     <w:p>
-      <w:pPr>
-        <w:spacing w:line="276" w:lineRule="auto" w:after="120"/>
-        <w:ind w:firstLine="709"/>
-      </w:pPr>
       <w:r>
-        <w:t>База данных содержит только сущности, которые используются в макетах и бизнес-логике. История статусов, журнал изменений, отдельная таблица refresh-токенов, таблица блокировок, таблица registration_answers и отдельная таблица принятия правовых документов исключаются. Уведомления создаются сразу в момент события, а дата события фиксируется в notifications.created_at.</w:t>
+        <w:t>База данных содержит сущности, используемые в макетах и бизнес-логике системы. Фото отзывов, изображения профилей, организаторов и мероприятий хранятся через универсальную таблицу files по полям entity_type и entity_id. Ответы на форму внутренней регистрации хранятся в event_registrations.answers формата jsonb.</w:t>
       </w:r>
     </w:p>
     <w:tbl>
@@ -1876,18 +1392,13 @@
         <w:tc>
           <w:tcPr>
             <w:tcW w:type="dxa" w:w="4844"/>
-            <w:vAlign w:val="center"/>
-            <w:shd w:fill="D9E2F3"/>
+            <w:shd w:fill="D9EAF7"/>
+            <w:vAlign w:val="top"/>
           </w:tcPr>
           <w:p>
-            <w:pPr>
-              <w:spacing w:after="0"/>
-              <w:jc w:val="left"/>
-            </w:pPr>
-            <w:r/>
             <w:r>
               <w:rPr>
-                <w:rFonts w:ascii="Times New Roman" w:hAnsi="Times New Roman" w:eastAsia="Times New Roman"/>
+                <w:rFonts w:ascii="Times New Roman" w:hAnsi="Times New Roman"/>
                 <w:b/>
                 <w:sz w:val="20"/>
               </w:rPr>
@@ -1898,18 +1409,13 @@
         <w:tc>
           <w:tcPr>
             <w:tcW w:type="dxa" w:w="4844"/>
-            <w:vAlign w:val="center"/>
-            <w:shd w:fill="D9E2F3"/>
+            <w:shd w:fill="D9EAF7"/>
+            <w:vAlign w:val="top"/>
           </w:tcPr>
           <w:p>
-            <w:pPr>
-              <w:spacing w:after="0"/>
-              <w:jc w:val="left"/>
-            </w:pPr>
-            <w:r/>
             <w:r>
               <w:rPr>
-                <w:rFonts w:ascii="Times New Roman" w:hAnsi="Times New Roman" w:eastAsia="Times New Roman"/>
+                <w:rFonts w:ascii="Times New Roman" w:hAnsi="Times New Roman"/>
                 <w:b/>
                 <w:sz w:val="20"/>
               </w:rPr>
@@ -1922,17 +1428,12 @@
         <w:tc>
           <w:tcPr>
             <w:tcW w:type="dxa" w:w="4844"/>
-            <w:vAlign w:val="center"/>
+            <w:vAlign w:val="top"/>
           </w:tcPr>
           <w:p>
-            <w:pPr>
-              <w:spacing w:after="0"/>
-              <w:jc w:val="left"/>
-            </w:pPr>
-            <w:r/>
             <w:r>
               <w:rPr>
-                <w:rFonts w:ascii="Times New Roman" w:hAnsi="Times New Roman" w:eastAsia="Times New Roman"/>
+                <w:rFonts w:ascii="Times New Roman" w:hAnsi="Times New Roman"/>
                 <w:b w:val="0"/>
                 <w:sz w:val="20"/>
               </w:rPr>
@@ -1943,17 +1444,12 @@
         <w:tc>
           <w:tcPr>
             <w:tcW w:type="dxa" w:w="4844"/>
-            <w:vAlign w:val="center"/>
+            <w:vAlign w:val="top"/>
           </w:tcPr>
           <w:p>
-            <w:pPr>
-              <w:spacing w:after="0"/>
-              <w:jc w:val="left"/>
-            </w:pPr>
-            <w:r/>
             <w:r>
               <w:rPr>
-                <w:rFonts w:ascii="Times New Roman" w:hAnsi="Times New Roman" w:eastAsia="Times New Roman"/>
+                <w:rFonts w:ascii="Times New Roman" w:hAnsi="Times New Roman"/>
                 <w:b w:val="0"/>
                 <w:sz w:val="20"/>
               </w:rPr>
@@ -1966,17 +1462,12 @@
         <w:tc>
           <w:tcPr>
             <w:tcW w:type="dxa" w:w="4844"/>
-            <w:vAlign w:val="center"/>
+            <w:vAlign w:val="top"/>
           </w:tcPr>
           <w:p>
-            <w:pPr>
-              <w:spacing w:after="0"/>
-              <w:jc w:val="left"/>
-            </w:pPr>
-            <w:r/>
             <w:r>
               <w:rPr>
-                <w:rFonts w:ascii="Times New Roman" w:hAnsi="Times New Roman" w:eastAsia="Times New Roman"/>
+                <w:rFonts w:ascii="Times New Roman" w:hAnsi="Times New Roman"/>
                 <w:b w:val="0"/>
                 <w:sz w:val="20"/>
               </w:rPr>
@@ -1987,13 +1478,14 @@
         <w:tc>
           <w:tcPr>
             <w:tcW w:type="dxa" w:w="4844"/>
-            <w:vAlign w:val="center"/>
+            <w:vAlign w:val="top"/>
           </w:tcPr>
           <w:p>
             <w:r>
               <w:rPr>
                 <w:rFonts w:ascii="Times New Roman" w:hAnsi="Times New Roman"/>
-                <w:sz w:val="22"/>
+                <w:b w:val="0"/>
+                <w:sz w:val="20"/>
               </w:rPr>
               <w:t>files, legal_documents</w:t>
             </w:r>
@@ -2004,17 +1496,12 @@
         <w:tc>
           <w:tcPr>
             <w:tcW w:type="dxa" w:w="4844"/>
-            <w:vAlign w:val="center"/>
+            <w:vAlign w:val="top"/>
           </w:tcPr>
           <w:p>
-            <w:pPr>
-              <w:spacing w:after="0"/>
-              <w:jc w:val="left"/>
-            </w:pPr>
-            <w:r/>
             <w:r>
               <w:rPr>
-                <w:rFonts w:ascii="Times New Roman" w:hAnsi="Times New Roman" w:eastAsia="Times New Roman"/>
+                <w:rFonts w:ascii="Times New Roman" w:hAnsi="Times New Roman"/>
                 <w:b w:val="0"/>
                 <w:sz w:val="20"/>
               </w:rPr>
@@ -2025,17 +1512,12 @@
         <w:tc>
           <w:tcPr>
             <w:tcW w:type="dxa" w:w="4844"/>
-            <w:vAlign w:val="center"/>
+            <w:vAlign w:val="top"/>
           </w:tcPr>
           <w:p>
-            <w:pPr>
-              <w:spacing w:after="0"/>
-              <w:jc w:val="left"/>
-            </w:pPr>
-            <w:r/>
             <w:r>
               <w:rPr>
-                <w:rFonts w:ascii="Times New Roman" w:hAnsi="Times New Roman" w:eastAsia="Times New Roman"/>
+                <w:rFonts w:ascii="Times New Roman" w:hAnsi="Times New Roman"/>
                 <w:b w:val="0"/>
                 <w:sz w:val="20"/>
               </w:rPr>
@@ -2048,17 +1530,12 @@
         <w:tc>
           <w:tcPr>
             <w:tcW w:type="dxa" w:w="4844"/>
-            <w:vAlign w:val="center"/>
+            <w:vAlign w:val="top"/>
           </w:tcPr>
           <w:p>
-            <w:pPr>
-              <w:spacing w:after="0"/>
-              <w:jc w:val="left"/>
-            </w:pPr>
-            <w:r/>
             <w:r>
               <w:rPr>
-                <w:rFonts w:ascii="Times New Roman" w:hAnsi="Times New Roman" w:eastAsia="Times New Roman"/>
+                <w:rFonts w:ascii="Times New Roman" w:hAnsi="Times New Roman"/>
                 <w:b w:val="0"/>
                 <w:sz w:val="20"/>
               </w:rPr>
@@ -2069,17 +1546,12 @@
         <w:tc>
           <w:tcPr>
             <w:tcW w:type="dxa" w:w="4844"/>
-            <w:vAlign w:val="center"/>
+            <w:vAlign w:val="top"/>
           </w:tcPr>
           <w:p>
-            <w:pPr>
-              <w:spacing w:after="0"/>
-              <w:jc w:val="left"/>
-            </w:pPr>
-            <w:r/>
             <w:r>
               <w:rPr>
-                <w:rFonts w:ascii="Times New Roman" w:hAnsi="Times New Roman" w:eastAsia="Times New Roman"/>
+                <w:rFonts w:ascii="Times New Roman" w:hAnsi="Times New Roman"/>
                 <w:b w:val="0"/>
                 <w:sz w:val="20"/>
               </w:rPr>
@@ -2092,17 +1564,12 @@
         <w:tc>
           <w:tcPr>
             <w:tcW w:type="dxa" w:w="4844"/>
-            <w:vAlign w:val="center"/>
+            <w:vAlign w:val="top"/>
           </w:tcPr>
           <w:p>
-            <w:pPr>
-              <w:spacing w:after="0"/>
-              <w:jc w:val="left"/>
-            </w:pPr>
-            <w:r/>
             <w:r>
               <w:rPr>
-                <w:rFonts w:ascii="Times New Roman" w:hAnsi="Times New Roman" w:eastAsia="Times New Roman"/>
+                <w:rFonts w:ascii="Times New Roman" w:hAnsi="Times New Roman"/>
                 <w:b w:val="0"/>
                 <w:sz w:val="20"/>
               </w:rPr>
@@ -2113,17 +1580,12 @@
         <w:tc>
           <w:tcPr>
             <w:tcW w:type="dxa" w:w="4844"/>
-            <w:vAlign w:val="center"/>
+            <w:vAlign w:val="top"/>
           </w:tcPr>
           <w:p>
-            <w:pPr>
-              <w:spacing w:after="0"/>
-              <w:jc w:val="left"/>
-            </w:pPr>
-            <w:r/>
             <w:r>
               <w:rPr>
-                <w:rFonts w:ascii="Times New Roman" w:hAnsi="Times New Roman" w:eastAsia="Times New Roman"/>
+                <w:rFonts w:ascii="Times New Roman" w:hAnsi="Times New Roman"/>
                 <w:b w:val="0"/>
                 <w:sz w:val="20"/>
               </w:rPr>
@@ -2136,17 +1598,12 @@
         <w:tc>
           <w:tcPr>
             <w:tcW w:type="dxa" w:w="4844"/>
-            <w:vAlign w:val="center"/>
+            <w:vAlign w:val="top"/>
           </w:tcPr>
           <w:p>
-            <w:pPr>
-              <w:spacing w:after="0"/>
-              <w:jc w:val="left"/>
-            </w:pPr>
-            <w:r/>
             <w:r>
               <w:rPr>
-                <w:rFonts w:ascii="Times New Roman" w:hAnsi="Times New Roman" w:eastAsia="Times New Roman"/>
+                <w:rFonts w:ascii="Times New Roman" w:hAnsi="Times New Roman"/>
                 <w:b w:val="0"/>
                 <w:sz w:val="20"/>
               </w:rPr>
@@ -2157,17 +1614,12 @@
         <w:tc>
           <w:tcPr>
             <w:tcW w:type="dxa" w:w="4844"/>
-            <w:vAlign w:val="center"/>
+            <w:vAlign w:val="top"/>
           </w:tcPr>
           <w:p>
-            <w:pPr>
-              <w:spacing w:after="0"/>
-              <w:jc w:val="left"/>
-            </w:pPr>
-            <w:r/>
             <w:r>
               <w:rPr>
-                <w:rFonts w:ascii="Times New Roman" w:hAnsi="Times New Roman" w:eastAsia="Times New Roman"/>
+                <w:rFonts w:ascii="Times New Roman" w:hAnsi="Times New Roman"/>
                 <w:b w:val="0"/>
                 <w:sz w:val="20"/>
               </w:rPr>
@@ -2180,17 +1632,12 @@
         <w:tc>
           <w:tcPr>
             <w:tcW w:type="dxa" w:w="4844"/>
-            <w:vAlign w:val="center"/>
+            <w:vAlign w:val="top"/>
           </w:tcPr>
           <w:p>
-            <w:pPr>
-              <w:spacing w:after="0"/>
-              <w:jc w:val="left"/>
-            </w:pPr>
-            <w:r/>
             <w:r>
               <w:rPr>
-                <w:rFonts w:ascii="Times New Roman" w:hAnsi="Times New Roman" w:eastAsia="Times New Roman"/>
+                <w:rFonts w:ascii="Times New Roman" w:hAnsi="Times New Roman"/>
                 <w:b w:val="0"/>
                 <w:sz w:val="20"/>
               </w:rPr>
@@ -2201,17 +1648,12 @@
         <w:tc>
           <w:tcPr>
             <w:tcW w:type="dxa" w:w="4844"/>
-            <w:vAlign w:val="center"/>
+            <w:vAlign w:val="top"/>
           </w:tcPr>
           <w:p>
-            <w:pPr>
-              <w:spacing w:after="0"/>
-              <w:jc w:val="left"/>
-            </w:pPr>
-            <w:r/>
             <w:r>
               <w:rPr>
-                <w:rFonts w:ascii="Times New Roman" w:hAnsi="Times New Roman" w:eastAsia="Times New Roman"/>
+                <w:rFonts w:ascii="Times New Roman" w:hAnsi="Times New Roman"/>
                 <w:b w:val="0"/>
                 <w:sz w:val="20"/>
               </w:rPr>
@@ -2224,17 +1666,12 @@
         <w:tc>
           <w:tcPr>
             <w:tcW w:type="dxa" w:w="4844"/>
-            <w:vAlign w:val="center"/>
+            <w:vAlign w:val="top"/>
           </w:tcPr>
           <w:p>
-            <w:pPr>
-              <w:spacing w:after="0"/>
-              <w:jc w:val="left"/>
-            </w:pPr>
-            <w:r/>
             <w:r>
               <w:rPr>
-                <w:rFonts w:ascii="Times New Roman" w:hAnsi="Times New Roman" w:eastAsia="Times New Roman"/>
+                <w:rFonts w:ascii="Times New Roman" w:hAnsi="Times New Roman"/>
                 <w:b w:val="0"/>
                 <w:sz w:val="20"/>
               </w:rPr>
@@ -2245,21 +1682,16 @@
         <w:tc>
           <w:tcPr>
             <w:tcW w:type="dxa" w:w="4844"/>
-            <w:vAlign w:val="center"/>
+            <w:vAlign w:val="top"/>
           </w:tcPr>
           <w:p>
-            <w:pPr>
-              <w:spacing w:after="0"/>
-              <w:jc w:val="left"/>
-            </w:pPr>
-            <w:r/>
             <w:r>
               <w:rPr>
-                <w:rFonts w:ascii="Times New Roman" w:hAnsi="Times New Roman" w:eastAsia="Times New Roman"/>
+                <w:rFonts w:ascii="Times New Roman" w:hAnsi="Times New Roman"/>
                 <w:b w:val="0"/>
                 <w:sz w:val="20"/>
               </w:rPr>
-              <w:t>event_reviews, review_photos, organizer_ratings</w:t>
+              <w:t>event_reviews, organizer_ratings</w:t>
             </w:r>
           </w:p>
         </w:tc>
@@ -2281,18 +1713,13 @@
         <w:tc>
           <w:tcPr>
             <w:tcW w:type="dxa" w:w="4844"/>
-            <w:vAlign w:val="center"/>
-            <w:shd w:fill="D9E2F3"/>
+            <w:shd w:fill="D9EAF7"/>
+            <w:vAlign w:val="top"/>
           </w:tcPr>
           <w:p>
-            <w:pPr>
-              <w:spacing w:after="0"/>
-              <w:jc w:val="left"/>
-            </w:pPr>
-            <w:r/>
             <w:r>
               <w:rPr>
-                <w:rFonts w:ascii="Times New Roman" w:hAnsi="Times New Roman" w:eastAsia="Times New Roman"/>
+                <w:rFonts w:ascii="Times New Roman" w:hAnsi="Times New Roman"/>
                 <w:b/>
                 <w:sz w:val="20"/>
               </w:rPr>
@@ -2303,18 +1730,13 @@
         <w:tc>
           <w:tcPr>
             <w:tcW w:type="dxa" w:w="4844"/>
-            <w:vAlign w:val="center"/>
-            <w:shd w:fill="D9E2F3"/>
+            <w:shd w:fill="D9EAF7"/>
+            <w:vAlign w:val="top"/>
           </w:tcPr>
           <w:p>
-            <w:pPr>
-              <w:spacing w:after="0"/>
-              <w:jc w:val="left"/>
-            </w:pPr>
-            <w:r/>
             <w:r>
               <w:rPr>
-                <w:rFonts w:ascii="Times New Roman" w:hAnsi="Times New Roman" w:eastAsia="Times New Roman"/>
+                <w:rFonts w:ascii="Times New Roman" w:hAnsi="Times New Roman"/>
                 <w:b/>
                 <w:sz w:val="20"/>
               </w:rPr>
@@ -2327,17 +1749,12 @@
         <w:tc>
           <w:tcPr>
             <w:tcW w:type="dxa" w:w="4844"/>
-            <w:vAlign w:val="center"/>
+            <w:vAlign w:val="top"/>
           </w:tcPr>
           <w:p>
-            <w:pPr>
-              <w:spacing w:after="0"/>
-              <w:jc w:val="left"/>
-            </w:pPr>
-            <w:r/>
             <w:r>
               <w:rPr>
-                <w:rFonts w:ascii="Times New Roman" w:hAnsi="Times New Roman" w:eastAsia="Times New Roman"/>
+                <w:rFonts w:ascii="Times New Roman" w:hAnsi="Times New Roman"/>
                 <w:b w:val="0"/>
                 <w:sz w:val="20"/>
               </w:rPr>
@@ -2348,15 +1765,16 @@
         <w:tc>
           <w:tcPr>
             <w:tcW w:type="dxa" w:w="4844"/>
-            <w:vAlign w:val="center"/>
+            <w:vAlign w:val="top"/>
           </w:tcPr>
           <w:p>
             <w:r>
               <w:rPr>
                 <w:rFonts w:ascii="Times New Roman" w:hAnsi="Times New Roman"/>
-                <w:sz w:val="22"/>
+                <w:b w:val="0"/>
+                <w:sz w:val="20"/>
               </w:rPr>
-              <w:t>id, role, email, password_hash, last_name, first_name, middle_name, phone, is_blocked, legal_documents_accepted, legal_documents_accepted_at, auth_token_hash, created_at</w:t>
+              <w:t>id, email, password_hash, full_name, phone, role, is_blocked, organization_name, organization_description, legal_documents_accepted, legal_documents_accepted_at, refresh_token, created_at</w:t>
             </w:r>
           </w:p>
         </w:tc>
@@ -2365,17 +1783,12 @@
         <w:tc>
           <w:tcPr>
             <w:tcW w:type="dxa" w:w="4844"/>
-            <w:vAlign w:val="center"/>
+            <w:vAlign w:val="top"/>
           </w:tcPr>
           <w:p>
-            <w:pPr>
-              <w:spacing w:after="0"/>
-              <w:jc w:val="left"/>
-            </w:pPr>
-            <w:r/>
             <w:r>
               <w:rPr>
-                <w:rFonts w:ascii="Times New Roman" w:hAnsi="Times New Roman" w:eastAsia="Times New Roman"/>
+                <w:rFonts w:ascii="Times New Roman" w:hAnsi="Times New Roman"/>
                 <w:b w:val="0"/>
                 <w:sz w:val="20"/>
               </w:rPr>
@@ -2386,21 +1799,16 @@
         <w:tc>
           <w:tcPr>
             <w:tcW w:type="dxa" w:w="4844"/>
-            <w:vAlign w:val="center"/>
+            <w:vAlign w:val="top"/>
           </w:tcPr>
           <w:p>
-            <w:pPr>
-              <w:spacing w:after="0"/>
-              <w:jc w:val="left"/>
-            </w:pPr>
-            <w:r/>
             <w:r>
               <w:rPr>
-                <w:rFonts w:ascii="Times New Roman" w:hAnsi="Times New Roman" w:eastAsia="Times New Roman"/>
+                <w:rFonts w:ascii="Times New Roman" w:hAnsi="Times New Roman"/>
                 <w:b w:val="0"/>
                 <w:sz w:val="20"/>
               </w:rPr>
-              <w:t>id, uploader_id, storage_path, original_name, mime_type, file_purpose</w:t>
+              <w:t>id, uploader_id, entity_type, entity_id, file_path, original_filename, mime_type</w:t>
             </w:r>
           </w:p>
         </w:tc>
@@ -2409,17 +1817,12 @@
         <w:tc>
           <w:tcPr>
             <w:tcW w:type="dxa" w:w="4844"/>
-            <w:vAlign w:val="center"/>
+            <w:vAlign w:val="top"/>
           </w:tcPr>
           <w:p>
-            <w:pPr>
-              <w:spacing w:after="0"/>
-              <w:jc w:val="left"/>
-            </w:pPr>
-            <w:r/>
             <w:r>
               <w:rPr>
-                <w:rFonts w:ascii="Times New Roman" w:hAnsi="Times New Roman" w:eastAsia="Times New Roman"/>
+                <w:rFonts w:ascii="Times New Roman" w:hAnsi="Times New Roman"/>
                 <w:b w:val="0"/>
                 <w:sz w:val="20"/>
               </w:rPr>
@@ -2430,21 +1833,16 @@
         <w:tc>
           <w:tcPr>
             <w:tcW w:type="dxa" w:w="4844"/>
-            <w:vAlign w:val="center"/>
+            <w:vAlign w:val="top"/>
           </w:tcPr>
           <w:p>
-            <w:pPr>
-              <w:spacing w:after="0"/>
-              <w:jc w:val="left"/>
-            </w:pPr>
-            <w:r/>
             <w:r>
               <w:rPr>
-                <w:rFonts w:ascii="Times New Roman" w:hAnsi="Times New Roman" w:eastAsia="Times New Roman"/>
+                <w:rFonts w:ascii="Times New Roman" w:hAnsi="Times New Roman"/>
                 <w:b w:val="0"/>
                 <w:sz w:val="20"/>
               </w:rPr>
-              <w:t>id, document_type, file_id, updated_at</w:t>
+              <w:t>id, document_type, version, file_path, uploaded_at</w:t>
             </w:r>
           </w:p>
         </w:tc>
@@ -2453,17 +1851,12 @@
         <w:tc>
           <w:tcPr>
             <w:tcW w:type="dxa" w:w="4844"/>
-            <w:vAlign w:val="center"/>
+            <w:vAlign w:val="top"/>
           </w:tcPr>
           <w:p>
-            <w:pPr>
-              <w:spacing w:after="0"/>
-              <w:jc w:val="left"/>
-            </w:pPr>
-            <w:r/>
             <w:r>
               <w:rPr>
-                <w:rFonts w:ascii="Times New Roman" w:hAnsi="Times New Roman" w:eastAsia="Times New Roman"/>
+                <w:rFonts w:ascii="Times New Roman" w:hAnsi="Times New Roman"/>
                 <w:b w:val="0"/>
                 <w:sz w:val="20"/>
               </w:rPr>
@@ -2474,21 +1867,16 @@
         <w:tc>
           <w:tcPr>
             <w:tcW w:type="dxa" w:w="4844"/>
-            <w:vAlign w:val="center"/>
+            <w:vAlign w:val="top"/>
           </w:tcPr>
           <w:p>
-            <w:pPr>
-              <w:spacing w:after="0"/>
-              <w:jc w:val="left"/>
-            </w:pPr>
-            <w:r/>
             <w:r>
               <w:rPr>
-                <w:rFonts w:ascii="Times New Roman" w:hAnsi="Times New Roman" w:eastAsia="Times New Roman"/>
+                <w:rFonts w:ascii="Times New Roman" w:hAnsi="Times New Roman"/>
                 <w:b w:val="0"/>
                 <w:sz w:val="20"/>
               </w:rPr>
-              <w:t>id, organizer_id, title, short_description, full_description, starts_at, event_format, location_text ...</w:t>
+              <w:t>id, organizer_id, title, short_description, long_description, event_datetime, event_format, location, schedule, participant_requirements, registration_type, registration_confirmation, external_registration_url, price_type, price_value, status, organizer_complaint_comment, created_at</w:t>
             </w:r>
           </w:p>
         </w:tc>
@@ -2497,17 +1885,12 @@
         <w:tc>
           <w:tcPr>
             <w:tcW w:type="dxa" w:w="4844"/>
-            <w:vAlign w:val="center"/>
+            <w:vAlign w:val="top"/>
           </w:tcPr>
           <w:p>
-            <w:pPr>
-              <w:spacing w:after="0"/>
-              <w:jc w:val="left"/>
-            </w:pPr>
-            <w:r/>
             <w:r>
               <w:rPr>
-                <w:rFonts w:ascii="Times New Roman" w:hAnsi="Times New Roman" w:eastAsia="Times New Roman"/>
+                <w:rFonts w:ascii="Times New Roman" w:hAnsi="Times New Roman"/>
                 <w:b w:val="0"/>
                 <w:sz w:val="20"/>
               </w:rPr>
@@ -2518,17 +1901,12 @@
         <w:tc>
           <w:tcPr>
             <w:tcW w:type="dxa" w:w="4844"/>
-            <w:vAlign w:val="center"/>
+            <w:vAlign w:val="top"/>
           </w:tcPr>
           <w:p>
-            <w:pPr>
-              <w:spacing w:after="0"/>
-              <w:jc w:val="left"/>
-            </w:pPr>
-            <w:r/>
             <w:r>
               <w:rPr>
-                <w:rFonts w:ascii="Times New Roman" w:hAnsi="Times New Roman" w:eastAsia="Times New Roman"/>
+                <w:rFonts w:ascii="Times New Roman" w:hAnsi="Times New Roman"/>
                 <w:b w:val="0"/>
                 <w:sz w:val="20"/>
               </w:rPr>
@@ -2541,17 +1919,12 @@
         <w:tc>
           <w:tcPr>
             <w:tcW w:type="dxa" w:w="4844"/>
-            <w:vAlign w:val="center"/>
+            <w:vAlign w:val="top"/>
           </w:tcPr>
           <w:p>
-            <w:pPr>
-              <w:spacing w:after="0"/>
-              <w:jc w:val="left"/>
-            </w:pPr>
-            <w:r/>
             <w:r>
               <w:rPr>
-                <w:rFonts w:ascii="Times New Roman" w:hAnsi="Times New Roman" w:eastAsia="Times New Roman"/>
+                <w:rFonts w:ascii="Times New Roman" w:hAnsi="Times New Roman"/>
                 <w:b w:val="0"/>
                 <w:sz w:val="20"/>
               </w:rPr>
@@ -2562,17 +1935,12 @@
         <w:tc>
           <w:tcPr>
             <w:tcW w:type="dxa" w:w="4844"/>
-            <w:vAlign w:val="center"/>
+            <w:vAlign w:val="top"/>
           </w:tcPr>
           <w:p>
-            <w:pPr>
-              <w:spacing w:after="0"/>
-              <w:jc w:val="left"/>
-            </w:pPr>
-            <w:r/>
             <w:r>
               <w:rPr>
-                <w:rFonts w:ascii="Times New Roman" w:hAnsi="Times New Roman" w:eastAsia="Times New Roman"/>
+                <w:rFonts w:ascii="Times New Roman" w:hAnsi="Times New Roman"/>
                 <w:b w:val="0"/>
                 <w:sz w:val="20"/>
               </w:rPr>
@@ -2585,17 +1953,12 @@
         <w:tc>
           <w:tcPr>
             <w:tcW w:type="dxa" w:w="4844"/>
-            <w:vAlign w:val="center"/>
+            <w:vAlign w:val="top"/>
           </w:tcPr>
           <w:p>
-            <w:pPr>
-              <w:spacing w:after="0"/>
-              <w:jc w:val="left"/>
-            </w:pPr>
-            <w:r/>
             <w:r>
               <w:rPr>
-                <w:rFonts w:ascii="Times New Roman" w:hAnsi="Times New Roman" w:eastAsia="Times New Roman"/>
+                <w:rFonts w:ascii="Times New Roman" w:hAnsi="Times New Roman"/>
                 <w:b w:val="0"/>
                 <w:sz w:val="20"/>
               </w:rPr>
@@ -2606,21 +1969,16 @@
         <w:tc>
           <w:tcPr>
             <w:tcW w:type="dxa" w:w="4844"/>
-            <w:vAlign w:val="center"/>
+            <w:vAlign w:val="top"/>
           </w:tcPr>
           <w:p>
-            <w:pPr>
-              <w:spacing w:after="0"/>
-              <w:jc w:val="left"/>
-            </w:pPr>
-            <w:r/>
             <w:r>
               <w:rPr>
-                <w:rFonts w:ascii="Times New Roman" w:hAnsi="Times New Roman" w:eastAsia="Times New Roman"/>
+                <w:rFonts w:ascii="Times New Roman" w:hAnsi="Times New Roman"/>
                 <w:b w:val="0"/>
                 <w:sz w:val="20"/>
               </w:rPr>
-              <w:t>id, event_id, label, field_type, is_required, options, position</w:t>
+              <w:t>id, event_id, field_name, field_type, is_required, sort_order, options</w:t>
             </w:r>
           </w:p>
         </w:tc>
@@ -2629,17 +1987,12 @@
         <w:tc>
           <w:tcPr>
             <w:tcW w:type="dxa" w:w="4844"/>
-            <w:vAlign w:val="center"/>
+            <w:vAlign w:val="top"/>
           </w:tcPr>
           <w:p>
-            <w:pPr>
-              <w:spacing w:after="0"/>
-              <w:jc w:val="left"/>
-            </w:pPr>
-            <w:r/>
             <w:r>
               <w:rPr>
-                <w:rFonts w:ascii="Times New Roman" w:hAnsi="Times New Roman" w:eastAsia="Times New Roman"/>
+                <w:rFonts w:ascii="Times New Roman" w:hAnsi="Times New Roman"/>
                 <w:b w:val="0"/>
                 <w:sz w:val="20"/>
               </w:rPr>
@@ -2650,21 +2003,16 @@
         <w:tc>
           <w:tcPr>
             <w:tcW w:type="dxa" w:w="4844"/>
-            <w:vAlign w:val="center"/>
+            <w:vAlign w:val="top"/>
           </w:tcPr>
           <w:p>
-            <w:pPr>
-              <w:spacing w:after="0"/>
-              <w:jc w:val="left"/>
-            </w:pPr>
-            <w:r/>
             <w:r>
               <w:rPr>
-                <w:rFonts w:ascii="Times New Roman" w:hAnsi="Times New Roman" w:eastAsia="Times New Roman"/>
+                <w:rFonts w:ascii="Times New Roman" w:hAnsi="Times New Roman"/>
                 <w:b w:val="0"/>
                 <w:sz w:val="20"/>
               </w:rPr>
-              <w:t>id, event_id, user_id, registration_kind, status, submitted_at, answers</w:t>
+              <w:t>id, event_id, user_id, status, answers, submitted_at</w:t>
             </w:r>
           </w:p>
         </w:tc>
@@ -2673,17 +2021,12 @@
         <w:tc>
           <w:tcPr>
             <w:tcW w:type="dxa" w:w="4844"/>
-            <w:vAlign w:val="center"/>
+            <w:vAlign w:val="top"/>
           </w:tcPr>
           <w:p>
-            <w:pPr>
-              <w:spacing w:after="0"/>
-              <w:jc w:val="left"/>
-            </w:pPr>
-            <w:r/>
             <w:r>
               <w:rPr>
-                <w:rFonts w:ascii="Times New Roman" w:hAnsi="Times New Roman" w:eastAsia="Times New Roman"/>
+                <w:rFonts w:ascii="Times New Roman" w:hAnsi="Times New Roman"/>
                 <w:b w:val="0"/>
                 <w:sz w:val="20"/>
               </w:rPr>
@@ -2694,17 +2037,12 @@
         <w:tc>
           <w:tcPr>
             <w:tcW w:type="dxa" w:w="4844"/>
-            <w:vAlign w:val="center"/>
+            <w:vAlign w:val="top"/>
           </w:tcPr>
           <w:p>
-            <w:pPr>
-              <w:spacing w:after="0"/>
-              <w:jc w:val="left"/>
-            </w:pPr>
-            <w:r/>
             <w:r>
               <w:rPr>
-                <w:rFonts w:ascii="Times New Roman" w:hAnsi="Times New Roman" w:eastAsia="Times New Roman"/>
+                <w:rFonts w:ascii="Times New Roman" w:hAnsi="Times New Roman"/>
                 <w:b w:val="0"/>
                 <w:sz w:val="20"/>
               </w:rPr>
@@ -2717,17 +2055,148 @@
         <w:tc>
           <w:tcPr>
             <w:tcW w:type="dxa" w:w="4844"/>
-            <w:vAlign w:val="center"/>
+            <w:vAlign w:val="top"/>
           </w:tcPr>
           <w:p>
-            <w:pPr>
-              <w:spacing w:after="0"/>
-              <w:jc w:val="left"/>
-            </w:pPr>
-            <w:r/>
             <w:r>
               <w:rPr>
-                <w:rFonts w:ascii="Times New Roman" w:hAnsi="Times New Roman" w:eastAsia="Times New Roman"/>
+                <w:rFonts w:ascii="Times New Roman" w:hAnsi="Times New Roman"/>
+                <w:b w:val="0"/>
+                <w:sz w:val="20"/>
+              </w:rPr>
+              <w:t>event_reviews</w:t>
+            </w:r>
+          </w:p>
+        </w:tc>
+        <w:tc>
+          <w:tcPr>
+            <w:tcW w:type="dxa" w:w="4844"/>
+            <w:vAlign w:val="top"/>
+          </w:tcPr>
+          <w:p>
+            <w:r>
+              <w:rPr>
+                <w:rFonts w:ascii="Times New Roman" w:hAnsi="Times New Roman"/>
+                <w:b w:val="0"/>
+                <w:sz w:val="20"/>
+              </w:rPr>
+              <w:t>id, event_id, user_id, rating, comment, is_hidden, created_at</w:t>
+            </w:r>
+          </w:p>
+        </w:tc>
+      </w:tr>
+      <w:tr>
+        <w:tc>
+          <w:tcPr>
+            <w:tcW w:type="dxa" w:w="4844"/>
+            <w:vAlign w:val="top"/>
+          </w:tcPr>
+          <w:p>
+            <w:r>
+              <w:rPr>
+                <w:rFonts w:ascii="Times New Roman" w:hAnsi="Times New Roman"/>
+                <w:b w:val="0"/>
+                <w:sz w:val="20"/>
+              </w:rPr>
+              <w:t>organizer_ratings</w:t>
+            </w:r>
+          </w:p>
+        </w:tc>
+        <w:tc>
+          <w:tcPr>
+            <w:tcW w:type="dxa" w:w="4844"/>
+            <w:vAlign w:val="top"/>
+          </w:tcPr>
+          <w:p>
+            <w:r>
+              <w:rPr>
+                <w:rFonts w:ascii="Times New Roman" w:hAnsi="Times New Roman"/>
+                <w:b w:val="0"/>
+                <w:sz w:val="20"/>
+              </w:rPr>
+              <w:t>id, organizer_id, user_id, rating</w:t>
+            </w:r>
+          </w:p>
+        </w:tc>
+      </w:tr>
+      <w:tr>
+        <w:tc>
+          <w:tcPr>
+            <w:tcW w:type="dxa" w:w="4844"/>
+            <w:vAlign w:val="top"/>
+          </w:tcPr>
+          <w:p>
+            <w:r>
+              <w:rPr>
+                <w:rFonts w:ascii="Times New Roman" w:hAnsi="Times New Roman"/>
+                <w:b w:val="0"/>
+                <w:sz w:val="20"/>
+              </w:rPr>
+              <w:t>event_complaints</w:t>
+            </w:r>
+          </w:p>
+        </w:tc>
+        <w:tc>
+          <w:tcPr>
+            <w:tcW w:type="dxa" w:w="4844"/>
+            <w:vAlign w:val="top"/>
+          </w:tcPr>
+          <w:p>
+            <w:r>
+              <w:rPr>
+                <w:rFonts w:ascii="Times New Roman" w:hAnsi="Times New Roman"/>
+                <w:b w:val="0"/>
+                <w:sz w:val="20"/>
+              </w:rPr>
+              <w:t>id, event_id, reporter_id, complaint_type, comment, organizer_comment, last_changed_at</w:t>
+            </w:r>
+          </w:p>
+        </w:tc>
+      </w:tr>
+      <w:tr>
+        <w:tc>
+          <w:tcPr>
+            <w:tcW w:type="dxa" w:w="4844"/>
+            <w:vAlign w:val="top"/>
+          </w:tcPr>
+          <w:p>
+            <w:r>
+              <w:rPr>
+                <w:rFonts w:ascii="Times New Roman" w:hAnsi="Times New Roman"/>
+                <w:b w:val="0"/>
+                <w:sz w:val="20"/>
+              </w:rPr>
+              <w:t>review_complaints</w:t>
+            </w:r>
+          </w:p>
+        </w:tc>
+        <w:tc>
+          <w:tcPr>
+            <w:tcW w:type="dxa" w:w="4844"/>
+            <w:vAlign w:val="top"/>
+          </w:tcPr>
+          <w:p>
+            <w:r>
+              <w:rPr>
+                <w:rFonts w:ascii="Times New Roman" w:hAnsi="Times New Roman"/>
+                <w:b w:val="0"/>
+                <w:sz w:val="20"/>
+              </w:rPr>
+              <w:t>id, review_id, reporter_id, last_changed_at</w:t>
+            </w:r>
+          </w:p>
+        </w:tc>
+      </w:tr>
+      <w:tr>
+        <w:tc>
+          <w:tcPr>
+            <w:tcW w:type="dxa" w:w="4844"/>
+            <w:vAlign w:val="top"/>
+          </w:tcPr>
+          <w:p>
+            <w:r>
+              <w:rPr>
+                <w:rFonts w:ascii="Times New Roman" w:hAnsi="Times New Roman"/>
                 <w:b w:val="0"/>
                 <w:sz w:val="20"/>
               </w:rPr>
@@ -2738,241 +2207,16 @@
         <w:tc>
           <w:tcPr>
             <w:tcW w:type="dxa" w:w="4844"/>
-            <w:vAlign w:val="center"/>
+            <w:vAlign w:val="top"/>
           </w:tcPr>
           <w:p>
-            <w:pPr>
-              <w:spacing w:after="0"/>
-              <w:jc w:val="left"/>
-            </w:pPr>
-            <w:r/>
             <w:r>
               <w:rPr>
-                <w:rFonts w:ascii="Times New Roman" w:hAnsi="Times New Roman" w:eastAsia="Times New Roman"/>
+                <w:rFonts w:ascii="Times New Roman" w:hAnsi="Times New Roman"/>
                 <w:b w:val="0"/>
                 <w:sz w:val="20"/>
               </w:rPr>
-              <w:t>id, recipient_id, recipient_context, event_id, organizer_id, review_id, notification_type, title ...</w:t>
-            </w:r>
-          </w:p>
-        </w:tc>
-      </w:tr>
-      <w:tr>
-        <w:tc>
-          <w:tcPr>
-            <w:tcW w:type="dxa" w:w="4844"/>
-            <w:vAlign w:val="center"/>
-          </w:tcPr>
-          <w:p>
-            <w:pPr>
-              <w:spacing w:after="0"/>
-              <w:jc w:val="left"/>
-            </w:pPr>
-            <w:r/>
-            <w:r>
-              <w:rPr>
-                <w:rFonts w:ascii="Times New Roman" w:hAnsi="Times New Roman" w:eastAsia="Times New Roman"/>
-                <w:b w:val="0"/>
-                <w:sz w:val="20"/>
-              </w:rPr>
-              <w:t>event_complaints</w:t>
-            </w:r>
-          </w:p>
-        </w:tc>
-        <w:tc>
-          <w:tcPr>
-            <w:tcW w:type="dxa" w:w="4844"/>
-            <w:vAlign w:val="center"/>
-          </w:tcPr>
-          <w:p>
-            <w:pPr>
-              <w:spacing w:after="0"/>
-              <w:jc w:val="left"/>
-            </w:pPr>
-            <w:r/>
-            <w:r>
-              <w:rPr>
-                <w:rFonts w:ascii="Times New Roman" w:hAnsi="Times New Roman" w:eastAsia="Times New Roman"/>
-                <w:b w:val="0"/>
-                <w:sz w:val="20"/>
-              </w:rPr>
-              <w:t>id, event_id, complainant_id, complaint_type, complaint_text, organizer_comment, admin_comment, last_changed_at</w:t>
-            </w:r>
-          </w:p>
-        </w:tc>
-      </w:tr>
-      <w:tr>
-        <w:tc>
-          <w:tcPr>
-            <w:tcW w:type="dxa" w:w="4844"/>
-            <w:vAlign w:val="center"/>
-          </w:tcPr>
-          <w:p>
-            <w:pPr>
-              <w:spacing w:after="0"/>
-              <w:jc w:val="left"/>
-            </w:pPr>
-            <w:r/>
-            <w:r>
-              <w:rPr>
-                <w:rFonts w:ascii="Times New Roman" w:hAnsi="Times New Roman" w:eastAsia="Times New Roman"/>
-                <w:b w:val="0"/>
-                <w:sz w:val="20"/>
-              </w:rPr>
-              <w:t>event_reviews</w:t>
-            </w:r>
-          </w:p>
-        </w:tc>
-        <w:tc>
-          <w:tcPr>
-            <w:tcW w:type="dxa" w:w="4844"/>
-            <w:vAlign w:val="center"/>
-          </w:tcPr>
-          <w:p>
-            <w:pPr>
-              <w:spacing w:after="0"/>
-              <w:jc w:val="left"/>
-            </w:pPr>
-            <w:r/>
-            <w:r>
-              <w:rPr>
-                <w:rFonts w:ascii="Times New Roman" w:hAnsi="Times New Roman" w:eastAsia="Times New Roman"/>
-                <w:b w:val="0"/>
-                <w:sz w:val="20"/>
-              </w:rPr>
-              <w:t>id, event_id, author_id, rating, review_text, status, created_at</w:t>
-            </w:r>
-          </w:p>
-        </w:tc>
-      </w:tr>
-      <w:tr>
-        <w:tc>
-          <w:tcPr>
-            <w:tcW w:type="dxa" w:w="4844"/>
-            <w:vAlign w:val="center"/>
-          </w:tcPr>
-          <w:p>
-            <w:pPr>
-              <w:spacing w:after="0"/>
-              <w:jc w:val="left"/>
-            </w:pPr>
-            <w:r/>
-            <w:r>
-              <w:rPr>
-                <w:rFonts w:ascii="Times New Roman" w:hAnsi="Times New Roman" w:eastAsia="Times New Roman"/>
-                <w:b w:val="0"/>
-                <w:sz w:val="20"/>
-              </w:rPr>
-              <w:t>review_photos</w:t>
-            </w:r>
-          </w:p>
-        </w:tc>
-        <w:tc>
-          <w:tcPr>
-            <w:tcW w:type="dxa" w:w="4844"/>
-            <w:vAlign w:val="center"/>
-          </w:tcPr>
-          <w:p>
-            <w:pPr>
-              <w:spacing w:after="0"/>
-              <w:jc w:val="left"/>
-            </w:pPr>
-            <w:r/>
-            <w:r>
-              <w:rPr>
-                <w:rFonts w:ascii="Times New Roman" w:hAnsi="Times New Roman" w:eastAsia="Times New Roman"/>
-                <w:b w:val="0"/>
-                <w:sz w:val="20"/>
-              </w:rPr>
-              <w:t>review_id, file_id, position</w:t>
-            </w:r>
-          </w:p>
-        </w:tc>
-      </w:tr>
-      <w:tr>
-        <w:tc>
-          <w:tcPr>
-            <w:tcW w:type="dxa" w:w="4844"/>
-            <w:vAlign w:val="center"/>
-          </w:tcPr>
-          <w:p>
-            <w:pPr>
-              <w:spacing w:after="0"/>
-              <w:jc w:val="left"/>
-            </w:pPr>
-            <w:r/>
-            <w:r>
-              <w:rPr>
-                <w:rFonts w:ascii="Times New Roman" w:hAnsi="Times New Roman" w:eastAsia="Times New Roman"/>
-                <w:b w:val="0"/>
-                <w:sz w:val="20"/>
-              </w:rPr>
-              <w:t>review_complaints</w:t>
-            </w:r>
-          </w:p>
-        </w:tc>
-        <w:tc>
-          <w:tcPr>
-            <w:tcW w:type="dxa" w:w="4844"/>
-            <w:vAlign w:val="center"/>
-          </w:tcPr>
-          <w:p>
-            <w:pPr>
-              <w:spacing w:after="0"/>
-              <w:jc w:val="left"/>
-            </w:pPr>
-            <w:r/>
-            <w:r>
-              <w:rPr>
-                <w:rFonts w:ascii="Times New Roman" w:hAnsi="Times New Roman" w:eastAsia="Times New Roman"/>
-                <w:b w:val="0"/>
-                <w:sz w:val="20"/>
-              </w:rPr>
-              <w:t>id, review_id, complainant_id, created_at</w:t>
-            </w:r>
-          </w:p>
-        </w:tc>
-      </w:tr>
-      <w:tr>
-        <w:tc>
-          <w:tcPr>
-            <w:tcW w:type="dxa" w:w="4844"/>
-            <w:vAlign w:val="center"/>
-          </w:tcPr>
-          <w:p>
-            <w:pPr>
-              <w:spacing w:after="0"/>
-              <w:jc w:val="left"/>
-            </w:pPr>
-            <w:r/>
-            <w:r>
-              <w:rPr>
-                <w:rFonts w:ascii="Times New Roman" w:hAnsi="Times New Roman" w:eastAsia="Times New Roman"/>
-                <w:b w:val="0"/>
-                <w:sz w:val="20"/>
-              </w:rPr>
-              <w:t>organizer_ratings</w:t>
-            </w:r>
-          </w:p>
-        </w:tc>
-        <w:tc>
-          <w:tcPr>
-            <w:tcW w:type="dxa" w:w="4844"/>
-            <w:vAlign w:val="center"/>
-          </w:tcPr>
-          <w:p>
-            <w:pPr>
-              <w:spacing w:after="0"/>
-              <w:jc w:val="left"/>
-            </w:pPr>
-            <w:r/>
-            <w:r>
-              <w:rPr>
-                <w:rFonts w:ascii="Times New Roman" w:hAnsi="Times New Roman" w:eastAsia="Times New Roman"/>
-                <w:b w:val="0"/>
-                <w:sz w:val="20"/>
-              </w:rPr>
-              <w:t>id, organizer_id, user_id, rating</w:t>
+              <w:t>id, user_id, event_id, organizer_id, notification_type, title, message, action_url, is_read, created_at</w:t>
             </w:r>
           </w:p>
         </w:tc>
@@ -3003,18 +2247,13 @@
         <w:tc>
           <w:tcPr>
             <w:tcW w:type="dxa" w:w="3230"/>
-            <w:vAlign w:val="center"/>
-            <w:shd w:fill="D9E2F3"/>
+            <w:shd w:fill="D9EAF7"/>
+            <w:vAlign w:val="top"/>
           </w:tcPr>
           <w:p>
-            <w:pPr>
-              <w:spacing w:after="0"/>
-              <w:jc w:val="left"/>
-            </w:pPr>
-            <w:r/>
             <w:r>
               <w:rPr>
-                <w:rFonts w:ascii="Times New Roman" w:hAnsi="Times New Roman" w:eastAsia="Times New Roman"/>
+                <w:rFonts w:ascii="Times New Roman" w:hAnsi="Times New Roman"/>
                 <w:b/>
                 <w:sz w:val="20"/>
               </w:rPr>
@@ -3025,40 +2264,30 @@
         <w:tc>
           <w:tcPr>
             <w:tcW w:type="dxa" w:w="3230"/>
-            <w:vAlign w:val="center"/>
-            <w:shd w:fill="D9E2F3"/>
+            <w:shd w:fill="D9EAF7"/>
+            <w:vAlign w:val="top"/>
           </w:tcPr>
           <w:p>
-            <w:pPr>
-              <w:spacing w:after="0"/>
-              <w:jc w:val="left"/>
-            </w:pPr>
-            <w:r/>
             <w:r>
               <w:rPr>
-                <w:rFonts w:ascii="Times New Roman" w:hAnsi="Times New Roman" w:eastAsia="Times New Roman"/>
+                <w:rFonts w:ascii="Times New Roman" w:hAnsi="Times New Roman"/>
                 <w:b/>
                 <w:sz w:val="20"/>
               </w:rPr>
-              <w:t>Примеры маршрутов</w:t>
+              <w:t>Маршруты</w:t>
             </w:r>
           </w:p>
         </w:tc>
         <w:tc>
           <w:tcPr>
             <w:tcW w:type="dxa" w:w="3230"/>
-            <w:vAlign w:val="center"/>
-            <w:shd w:fill="D9E2F3"/>
+            <w:shd w:fill="D9EAF7"/>
+            <w:vAlign w:val="top"/>
           </w:tcPr>
           <w:p>
-            <w:pPr>
-              <w:spacing w:after="0"/>
-              <w:jc w:val="left"/>
-            </w:pPr>
-            <w:r/>
             <w:r>
               <w:rPr>
-                <w:rFonts w:ascii="Times New Roman" w:hAnsi="Times New Roman" w:eastAsia="Times New Roman"/>
+                <w:rFonts w:ascii="Times New Roman" w:hAnsi="Times New Roman"/>
                 <w:b/>
                 <w:sz w:val="20"/>
               </w:rPr>
@@ -3071,17 +2300,12 @@
         <w:tc>
           <w:tcPr>
             <w:tcW w:type="dxa" w:w="3230"/>
-            <w:vAlign w:val="center"/>
+            <w:vAlign w:val="top"/>
           </w:tcPr>
           <w:p>
-            <w:pPr>
-              <w:spacing w:after="0"/>
-              <w:jc w:val="left"/>
-            </w:pPr>
-            <w:r/>
             <w:r>
               <w:rPr>
-                <w:rFonts w:ascii="Times New Roman" w:hAnsi="Times New Roman" w:eastAsia="Times New Roman"/>
+                <w:rFonts w:ascii="Times New Roman" w:hAnsi="Times New Roman"/>
                 <w:b w:val="0"/>
                 <w:sz w:val="20"/>
               </w:rPr>
@@ -3092,42 +2316,32 @@
         <w:tc>
           <w:tcPr>
             <w:tcW w:type="dxa" w:w="3230"/>
-            <w:vAlign w:val="center"/>
+            <w:vAlign w:val="top"/>
           </w:tcPr>
           <w:p>
-            <w:pPr>
-              <w:spacing w:after="0"/>
-              <w:jc w:val="left"/>
-            </w:pPr>
-            <w:r/>
             <w:r>
               <w:rPr>
-                <w:rFonts w:ascii="Times New Roman" w:hAnsi="Times New Roman" w:eastAsia="Times New Roman"/>
+                <w:rFonts w:ascii="Times New Roman" w:hAnsi="Times New Roman"/>
                 <w:b w:val="0"/>
                 <w:sz w:val="20"/>
               </w:rPr>
-              <w:t>POST /api/auth/register; POST /api/auth/login; POST /api/auth/logout; GET /api/auth/me; POST /api/auth/accept-legal</w:t>
+              <w:t>POST /api/auth/register; POST /api/auth/login; POST /api/auth/logout; GET /api/auth/me; POST /api/auth/refresh; POST /api/auth/accept-legal-documents</w:t>
             </w:r>
           </w:p>
         </w:tc>
         <w:tc>
           <w:tcPr>
             <w:tcW w:type="dxa" w:w="3230"/>
-            <w:vAlign w:val="center"/>
+            <w:vAlign w:val="top"/>
           </w:tcPr>
           <w:p>
-            <w:pPr>
-              <w:spacing w:after="0"/>
-              <w:jc w:val="left"/>
-            </w:pPr>
-            <w:r/>
             <w:r>
               <w:rPr>
-                <w:rFonts w:ascii="Times New Roman" w:hAnsi="Times New Roman" w:eastAsia="Times New Roman"/>
+                <w:rFonts w:ascii="Times New Roman" w:hAnsi="Times New Roman"/>
                 <w:b w:val="0"/>
                 <w:sz w:val="20"/>
               </w:rPr>
-              <w:t>Авторизация и принятие документов.</w:t>
+              <w:t>Авторизация, токены и принятие документов.</w:t>
             </w:r>
           </w:p>
         </w:tc>
@@ -3136,17 +2350,12 @@
         <w:tc>
           <w:tcPr>
             <w:tcW w:type="dxa" w:w="3230"/>
-            <w:vAlign w:val="center"/>
+            <w:vAlign w:val="top"/>
           </w:tcPr>
           <w:p>
-            <w:pPr>
-              <w:spacing w:after="0"/>
-              <w:jc w:val="left"/>
-            </w:pPr>
-            <w:r/>
             <w:r>
               <w:rPr>
-                <w:rFonts w:ascii="Times New Roman" w:hAnsi="Times New Roman" w:eastAsia="Times New Roman"/>
+                <w:rFonts w:ascii="Times New Roman" w:hAnsi="Times New Roman"/>
                 <w:b w:val="0"/>
                 <w:sz w:val="20"/>
               </w:rPr>
@@ -3157,42 +2366,32 @@
         <w:tc>
           <w:tcPr>
             <w:tcW w:type="dxa" w:w="3230"/>
-            <w:vAlign w:val="center"/>
+            <w:vAlign w:val="top"/>
           </w:tcPr>
           <w:p>
-            <w:pPr>
-              <w:spacing w:after="0"/>
-              <w:jc w:val="left"/>
-            </w:pPr>
-            <w:r/>
             <w:r>
               <w:rPr>
-                <w:rFonts w:ascii="Times New Roman" w:hAnsi="Times New Roman" w:eastAsia="Times New Roman"/>
+                <w:rFonts w:ascii="Times New Roman" w:hAnsi="Times New Roman"/>
                 <w:b w:val="0"/>
                 <w:sz w:val="20"/>
               </w:rPr>
-              <w:t>GET /api/events; POST /api/events; GET /api/events/{id}; PUT /api/events/{id}</w:t>
+              <w:t>GET /api/events; GET /api/events/{id}; POST /api/events; GET/PUT /api/events/organizer/{id}</w:t>
             </w:r>
           </w:p>
         </w:tc>
         <w:tc>
           <w:tcPr>
             <w:tcW w:type="dxa" w:w="3230"/>
-            <w:vAlign w:val="center"/>
+            <w:vAlign w:val="top"/>
           </w:tcPr>
           <w:p>
-            <w:pPr>
-              <w:spacing w:after="0"/>
-              <w:jc w:val="left"/>
-            </w:pPr>
-            <w:r/>
             <w:r>
               <w:rPr>
-                <w:rFonts w:ascii="Times New Roman" w:hAnsi="Times New Roman" w:eastAsia="Times New Roman"/>
+                <w:rFonts w:ascii="Times New Roman" w:hAnsi="Times New Roman"/>
                 <w:b w:val="0"/>
                 <w:sz w:val="20"/>
               </w:rPr>
-              <w:t>Каталог, карточки, создание и редактирование мероприятий.</w:t>
+              <w:t>Каталог, карточки, создание и редактирование.</w:t>
             </w:r>
           </w:p>
         </w:tc>
@@ -3201,17 +2400,12 @@
         <w:tc>
           <w:tcPr>
             <w:tcW w:type="dxa" w:w="3230"/>
-            <w:vAlign w:val="center"/>
+            <w:vAlign w:val="top"/>
           </w:tcPr>
           <w:p>
-            <w:pPr>
-              <w:spacing w:after="0"/>
-              <w:jc w:val="left"/>
-            </w:pPr>
-            <w:r/>
             <w:r>
               <w:rPr>
-                <w:rFonts w:ascii="Times New Roman" w:hAnsi="Times New Roman" w:eastAsia="Times New Roman"/>
+                <w:rFonts w:ascii="Times New Roman" w:hAnsi="Times New Roman"/>
                 <w:b w:val="0"/>
                 <w:sz w:val="20"/>
               </w:rPr>
@@ -3222,42 +2416,32 @@
         <w:tc>
           <w:tcPr>
             <w:tcW w:type="dxa" w:w="3230"/>
-            <w:vAlign w:val="center"/>
+            <w:vAlign w:val="top"/>
           </w:tcPr>
           <w:p>
-            <w:pPr>
-              <w:spacing w:after="0"/>
-              <w:jc w:val="left"/>
-            </w:pPr>
-            <w:r/>
             <w:r>
               <w:rPr>
-                <w:rFonts w:ascii="Times New Roman" w:hAnsi="Times New Roman" w:eastAsia="Times New Roman"/>
+                <w:rFonts w:ascii="Times New Roman" w:hAnsi="Times New Roman"/>
                 <w:b w:val="0"/>
                 <w:sz w:val="20"/>
               </w:rPr>
-              <w:t>POST /api/events/{id}/registrations; POST /api/registrations/{id}/approve; GET /api/events/{id}/participants</w:t>
+              <w:t>GET /api/registrations/events/{id}/fields; GET /api/registrations/events/{id}/status; POST /api/registrations/events/{id}/internal; POST /api/registrations/events/{id}/external; GET /api/registrations/events/{id}/participants</w:t>
             </w:r>
           </w:p>
         </w:tc>
         <w:tc>
           <w:tcPr>
             <w:tcW w:type="dxa" w:w="3230"/>
-            <w:vAlign w:val="center"/>
+            <w:vAlign w:val="top"/>
           </w:tcPr>
           <w:p>
-            <w:pPr>
-              <w:spacing w:after="0"/>
-              <w:jc w:val="left"/>
-            </w:pPr>
-            <w:r/>
             <w:r>
               <w:rPr>
-                <w:rFonts w:ascii="Times New Roman" w:hAnsi="Times New Roman" w:eastAsia="Times New Roman"/>
+                <w:rFonts w:ascii="Times New Roman" w:hAnsi="Times New Roman"/>
                 <w:b w:val="0"/>
                 <w:sz w:val="20"/>
               </w:rPr>
-              <w:t>Регистрации, заявки, участники и экспорт.</w:t>
+              <w:t>Формы, заявки, внешняя регистрация и участники.</w:t>
             </w:r>
           </w:p>
         </w:tc>
@@ -3266,17 +2450,12 @@
         <w:tc>
           <w:tcPr>
             <w:tcW w:type="dxa" w:w="3230"/>
-            <w:vAlign w:val="center"/>
+            <w:vAlign w:val="top"/>
           </w:tcPr>
           <w:p>
-            <w:pPr>
-              <w:spacing w:after="0"/>
-              <w:jc w:val="left"/>
-            </w:pPr>
-            <w:r/>
             <w:r>
               <w:rPr>
-                <w:rFonts w:ascii="Times New Roman" w:hAnsi="Times New Roman" w:eastAsia="Times New Roman"/>
+                <w:rFonts w:ascii="Times New Roman" w:hAnsi="Times New Roman"/>
                 <w:b w:val="0"/>
                 <w:sz w:val="20"/>
               </w:rPr>
@@ -3287,42 +2466,32 @@
         <w:tc>
           <w:tcPr>
             <w:tcW w:type="dxa" w:w="3230"/>
-            <w:vAlign w:val="center"/>
+            <w:vAlign w:val="top"/>
           </w:tcPr>
           <w:p>
-            <w:pPr>
-              <w:spacing w:after="0"/>
-              <w:jc w:val="left"/>
-            </w:pPr>
-            <w:r/>
             <w:r>
               <w:rPr>
-                <w:rFonts w:ascii="Times New Roman" w:hAnsi="Times New Roman" w:eastAsia="Times New Roman"/>
+                <w:rFonts w:ascii="Times New Roman" w:hAnsi="Times New Roman"/>
                 <w:b w:val="0"/>
                 <w:sz w:val="20"/>
               </w:rPr>
-              <w:t>GET/POST /api/events/{id}/reviews; DELETE /api/reviews/{id}; POST /api/reviews/{id}/complaints</w:t>
+              <w:t>GET/POST /api/reviews/events/{id}; GET /api/reviews/admin/events/{id}; DELETE /api/reviews/{id}; PUT/GET/DELETE /api/reviews/organizers/{id}/rating</w:t>
             </w:r>
           </w:p>
         </w:tc>
         <w:tc>
           <w:tcPr>
             <w:tcW w:type="dxa" w:w="3230"/>
-            <w:vAlign w:val="center"/>
+            <w:vAlign w:val="top"/>
           </w:tcPr>
           <w:p>
-            <w:pPr>
-              <w:spacing w:after="0"/>
-              <w:jc w:val="left"/>
-            </w:pPr>
-            <w:r/>
             <w:r>
               <w:rPr>
-                <w:rFonts w:ascii="Times New Roman" w:hAnsi="Times New Roman" w:eastAsia="Times New Roman"/>
+                <w:rFonts w:ascii="Times New Roman" w:hAnsi="Times New Roman"/>
                 <w:b w:val="0"/>
                 <w:sz w:val="20"/>
               </w:rPr>
-              <w:t>Отзывы, оценки, жалобы на отзывы.</w:t>
+              <w:t>Отзывы и рейтинги.</w:t>
             </w:r>
           </w:p>
         </w:tc>
@@ -3331,17 +2500,12 @@
         <w:tc>
           <w:tcPr>
             <w:tcW w:type="dxa" w:w="3230"/>
-            <w:vAlign w:val="center"/>
+            <w:vAlign w:val="top"/>
           </w:tcPr>
           <w:p>
-            <w:pPr>
-              <w:spacing w:after="0"/>
-              <w:jc w:val="left"/>
-            </w:pPr>
-            <w:r/>
             <w:r>
               <w:rPr>
-                <w:rFonts w:ascii="Times New Roman" w:hAnsi="Times New Roman" w:eastAsia="Times New Roman"/>
+                <w:rFonts w:ascii="Times New Roman" w:hAnsi="Times New Roman"/>
                 <w:b w:val="0"/>
                 <w:sz w:val="20"/>
               </w:rPr>
@@ -3352,38 +2516,28 @@
         <w:tc>
           <w:tcPr>
             <w:tcW w:type="dxa" w:w="3230"/>
-            <w:vAlign w:val="center"/>
+            <w:vAlign w:val="top"/>
           </w:tcPr>
           <w:p>
-            <w:pPr>
-              <w:spacing w:after="0"/>
-              <w:jc w:val="left"/>
-            </w:pPr>
-            <w:r/>
             <w:r>
               <w:rPr>
-                <w:rFonts w:ascii="Times New Roman" w:hAnsi="Times New Roman" w:eastAsia="Times New Roman"/>
+                <w:rFonts w:ascii="Times New Roman" w:hAnsi="Times New Roman"/>
                 <w:b w:val="0"/>
                 <w:sz w:val="20"/>
               </w:rPr>
-              <w:t>POST /api/events/{id}/complaints; GET /api/admin/complaints/events; GET /api/admin/complaints/reviews</w:t>
+              <w:t>POST /api/complaints/events/{id}; GET /api/complaints/admin/events; GET /api/complaints/admin/reviews</w:t>
             </w:r>
           </w:p>
         </w:tc>
         <w:tc>
           <w:tcPr>
             <w:tcW w:type="dxa" w:w="3230"/>
-            <w:vAlign w:val="center"/>
+            <w:vAlign w:val="top"/>
           </w:tcPr>
           <w:p>
-            <w:pPr>
-              <w:spacing w:after="0"/>
-              <w:jc w:val="left"/>
-            </w:pPr>
-            <w:r/>
             <w:r>
               <w:rPr>
-                <w:rFonts w:ascii="Times New Roman" w:hAnsi="Times New Roman" w:eastAsia="Times New Roman"/>
+                <w:rFonts w:ascii="Times New Roman" w:hAnsi="Times New Roman"/>
                 <w:b w:val="0"/>
                 <w:sz w:val="20"/>
               </w:rPr>
@@ -3396,63 +2550,98 @@
         <w:tc>
           <w:tcPr>
             <w:tcW w:type="dxa" w:w="3230"/>
-            <w:vAlign w:val="center"/>
+            <w:vAlign w:val="top"/>
           </w:tcPr>
           <w:p>
-            <w:pPr>
-              <w:spacing w:after="0"/>
-              <w:jc w:val="left"/>
-            </w:pPr>
-            <w:r/>
             <w:r>
               <w:rPr>
-                <w:rFonts w:ascii="Times New Roman" w:hAnsi="Times New Roman" w:eastAsia="Times New Roman"/>
+                <w:rFonts w:ascii="Times New Roman" w:hAnsi="Times New Roman"/>
                 <w:b w:val="0"/>
                 <w:sz w:val="20"/>
               </w:rPr>
-              <w:t>admin</w:t>
+              <w:t>files</w:t>
             </w:r>
           </w:p>
         </w:tc>
         <w:tc>
           <w:tcPr>
             <w:tcW w:type="dxa" w:w="3230"/>
-            <w:vAlign w:val="center"/>
+            <w:vAlign w:val="top"/>
           </w:tcPr>
           <w:p>
-            <w:pPr>
-              <w:spacing w:after="0"/>
-              <w:jc w:val="left"/>
-            </w:pPr>
-            <w:r/>
             <w:r>
               <w:rPr>
-                <w:rFonts w:ascii="Times New Roman" w:hAnsi="Times New Roman" w:eastAsia="Times New Roman"/>
+                <w:rFonts w:ascii="Times New Roman" w:hAnsi="Times New Roman"/>
                 <w:b w:val="0"/>
                 <w:sz w:val="20"/>
               </w:rPr>
-              <w:t>GET /api/admin/users; GET /api/admin/organizers; POST /api/admin/users/{id}/block; POST /api/admin/users/{id}/unblock</w:t>
+              <w:t>GET /api/files/view/{path}; POST /api/files/events/{id}/image; POST /api/files/profile-image; POST /api/files/organizer-image</w:t>
             </w:r>
           </w:p>
         </w:tc>
         <w:tc>
           <w:tcPr>
             <w:tcW w:type="dxa" w:w="3230"/>
-            <w:vAlign w:val="center"/>
+            <w:vAlign w:val="top"/>
           </w:tcPr>
           <w:p>
-            <w:pPr>
-              <w:spacing w:after="0"/>
-              <w:jc w:val="left"/>
-            </w:pPr>
-            <w:r/>
             <w:r>
               <w:rPr>
-                <w:rFonts w:ascii="Times New Roman" w:hAnsi="Times New Roman" w:eastAsia="Times New Roman"/>
+                <w:rFonts w:ascii="Times New Roman" w:hAnsi="Times New Roman"/>
                 <w:b w:val="0"/>
                 <w:sz w:val="20"/>
               </w:rPr>
-              <w:t>Административные списки и блокировки.</w:t>
+              <w:t>Файлы.</w:t>
+            </w:r>
+          </w:p>
+        </w:tc>
+      </w:tr>
+      <w:tr>
+        <w:tc>
+          <w:tcPr>
+            <w:tcW w:type="dxa" w:w="3230"/>
+            <w:vAlign w:val="top"/>
+          </w:tcPr>
+          <w:p>
+            <w:r>
+              <w:rPr>
+                <w:rFonts w:ascii="Times New Roman" w:hAnsi="Times New Roman"/>
+                <w:b w:val="0"/>
+                <w:sz w:val="20"/>
+              </w:rPr>
+              <w:t>legal</w:t>
+            </w:r>
+          </w:p>
+        </w:tc>
+        <w:tc>
+          <w:tcPr>
+            <w:tcW w:type="dxa" w:w="3230"/>
+            <w:vAlign w:val="top"/>
+          </w:tcPr>
+          <w:p>
+            <w:r>
+              <w:rPr>
+                <w:rFonts w:ascii="Times New Roman" w:hAnsi="Times New Roman"/>
+                <w:b w:val="0"/>
+                <w:sz w:val="20"/>
+              </w:rPr>
+              <w:t>GET /api/legal/documents; GET /api/legal/documents/{type}/download; POST /api/legal/admin/documents/{type}</w:t>
+            </w:r>
+          </w:p>
+        </w:tc>
+        <w:tc>
+          <w:tcPr>
+            <w:tcW w:type="dxa" w:w="3230"/>
+            <w:vAlign w:val="top"/>
+          </w:tcPr>
+          <w:p>
+            <w:r>
+              <w:rPr>
+                <w:rFonts w:ascii="Times New Roman" w:hAnsi="Times New Roman"/>
+                <w:b w:val="0"/>
+                <w:sz w:val="20"/>
+              </w:rPr>
+              <w:t>Правовые документы.</w:t>
             </w:r>
           </w:p>
         </w:tc>
@@ -3468,38 +2657,8 @@
       </w:r>
     </w:p>
     <w:p>
-      <w:pPr>
-        <w:spacing w:line="276" w:lineRule="auto" w:after="120"/>
-        <w:ind w:firstLine="709"/>
-      </w:pPr>
       <w:r>
-        <w:rPr>
-          <w:rFonts w:ascii="Times New Roman" w:hAnsi="Times New Roman" w:eastAsia="Times New Roman"/>
-          <w:sz w:val="24"/>
-        </w:rPr>
-        <w:t>После входа backend формирует токен авторизации и сохраняет его хэш в users.auth_token_hash. Клиент хранит сам токен и отправляет его в заголовке Authorization: Bearer &lt;token&gt;. Backend хэширует полученный токен, сравнивает его с users.auth_token_hash, проверяет роль, блокировку и признак принятия актуальных документов.</w:t>
-      </w:r>
-    </w:p>
-    <w:p>
-      <w:pPr>
-        <w:spacing w:line="276" w:lineRule="auto" w:after="120"/>
-        <w:ind w:firstLine="709"/>
-      </w:pPr>
-      <w:r>
-        <w:rPr>
-          <w:rFonts w:ascii="Times New Roman" w:hAnsi="Times New Roman" w:eastAsia="Times New Roman"/>
-          <w:sz w:val="24"/>
-        </w:rPr>
-        <w:t>При выходе из системы users.auth_token_hash очищается. Отдельная таблица refresh_tokens не используется, потому что в проекте достаточно одной активной сессии на учетную запись.</w:t>
-      </w:r>
-    </w:p>
-    <w:p>
-      <w:pPr>
-        <w:spacing w:line="276" w:lineRule="auto" w:after="120"/>
-        <w:ind w:firstLine="709"/>
-      </w:pPr>
-      <w:r>
-        <w:t>Если users.legal_documents_accepted = false, после корректного входа пользователь, организатор или администратор перенаправляется на LegalConsentPage и не получает доступ к защищенным разделам до подтверждения формулировки: «Я принимаю Пользовательское соглашение, ознакомлен с Политикой обработки персональных данных и даю согласие на обработку персональных данных». После подтверждения backend устанавливает users.legal_documents_accepted = true и заполняет users.legal_documents_accepted_at текущей датой и временем. Отдельная таблица legal_acceptances не используется, так как в системе хранится только факт принятия актуальной редакции документов.</w:t>
+        <w:t>Backend выдает access-токен и refresh-токен. Refresh-токен хранится в поле users.refresh_token. При обновлении правовых документов всем учетным записям устанавливается legal_documents_accepted = false; до повторного принятия защищенные разделы недоступны. На страницах регистрации и повторного принятия документов интерфейс должен отображать три самостоятельных подтверждения: принятие Пользовательского соглашения, ознакомление с Политикой обработки персональных данных и отдельное согласие на обработку персональных данных.</w:t>
       </w:r>
     </w:p>
     <w:p>
@@ -3511,16 +2670,8 @@
       </w:r>
     </w:p>
     <w:p>
-      <w:pPr>
-        <w:spacing w:line="276" w:lineRule="auto" w:after="120"/>
-        <w:ind w:firstLine="709"/>
-      </w:pPr>
       <w:r>
-        <w:rPr>
-          <w:rFonts w:ascii="Times New Roman" w:hAnsi="Times New Roman" w:eastAsia="Times New Roman"/>
-          <w:sz w:val="24"/>
-        </w:rPr>
-        <w:t>Файлы хранятся в локальной файловой системе проекта, а в таблице files сохраняются только путь, исходное имя, MIME-тип, назначение и загрузивший пользователь. Размер файла и дата загрузки не хранятся, так как ограничения размера и проверки выполняются на уровне backend-логики.</w:t>
+        <w:t>Файлы хранятся в локальной директории backend. В таблице files сохраняются uploader_id, entity_type, entity_id, file_path, original_filename и mime_type. Для фото отзывов используется entity_type = 'review'.</w:t>
       </w:r>
     </w:p>
     <w:p>
@@ -3532,16 +2683,8 @@
       </w:r>
     </w:p>
     <w:p>
-      <w:pPr>
-        <w:spacing w:line="276" w:lineRule="auto" w:after="120"/>
-        <w:ind w:firstLine="709"/>
-      </w:pPr>
       <w:r>
-        <w:rPr>
-          <w:rFonts w:ascii="Times New Roman" w:hAnsi="Times New Roman" w:eastAsia="Times New Roman"/>
-          <w:sz w:val="24"/>
-        </w:rPr>
-        <w:t>Уведомления создаются на уровне логики сразу после события. Для каждого уведомления сохраняются получатель, контекст, тип, заголовок, текст, ссылка действия, признак прочтения и created_at. Поле read_at не используется; факт прочтения хранится в is_read.</w:t>
+        <w:t>Уведомления создаются сразу при наступлении события. Тип уведомления хранится строкой в notifications.notification_type, дата события фиксируется в notifications.created_at.</w:t>
       </w:r>
     </w:p>
     <w:p>
@@ -3567,40 +2710,30 @@
         <w:tc>
           <w:tcPr>
             <w:tcW w:type="dxa" w:w="4844"/>
-            <w:vAlign w:val="center"/>
-            <w:shd w:fill="D9E2F3"/>
+            <w:shd w:fill="D9EAF7"/>
+            <w:vAlign w:val="top"/>
           </w:tcPr>
           <w:p>
-            <w:pPr>
-              <w:spacing w:after="0"/>
-              <w:jc w:val="left"/>
-            </w:pPr>
-            <w:r/>
             <w:r>
               <w:rPr>
-                <w:rFonts w:ascii="Times New Roman" w:hAnsi="Times New Roman" w:eastAsia="Times New Roman"/>
+                <w:rFonts w:ascii="Times New Roman" w:hAnsi="Times New Roman"/>
                 <w:b/>
                 <w:sz w:val="20"/>
               </w:rPr>
-              <w:t>Состояние</w:t>
+              <w:t>Статус</w:t>
             </w:r>
           </w:p>
         </w:tc>
         <w:tc>
           <w:tcPr>
             <w:tcW w:type="dxa" w:w="4844"/>
-            <w:vAlign w:val="center"/>
-            <w:shd w:fill="D9E2F3"/>
+            <w:shd w:fill="D9EAF7"/>
+            <w:vAlign w:val="top"/>
           </w:tcPr>
           <w:p>
-            <w:pPr>
-              <w:spacing w:after="0"/>
-              <w:jc w:val="left"/>
-            </w:pPr>
-            <w:r/>
             <w:r>
               <w:rPr>
-                <w:rFonts w:ascii="Times New Roman" w:hAnsi="Times New Roman" w:eastAsia="Times New Roman"/>
+                <w:rFonts w:ascii="Times New Roman" w:hAnsi="Times New Roman"/>
                 <w:b/>
                 <w:sz w:val="20"/>
               </w:rPr>
@@ -3613,17 +2746,12 @@
         <w:tc>
           <w:tcPr>
             <w:tcW w:type="dxa" w:w="4844"/>
-            <w:vAlign w:val="center"/>
+            <w:vAlign w:val="top"/>
           </w:tcPr>
           <w:p>
-            <w:pPr>
-              <w:spacing w:after="0"/>
-              <w:jc w:val="left"/>
-            </w:pPr>
-            <w:r/>
             <w:r>
               <w:rPr>
-                <w:rFonts w:ascii="Times New Roman" w:hAnsi="Times New Roman" w:eastAsia="Times New Roman"/>
+                <w:rFonts w:ascii="Times New Roman" w:hAnsi="Times New Roman"/>
                 <w:b w:val="0"/>
                 <w:sz w:val="20"/>
               </w:rPr>
@@ -3634,17 +2762,12 @@
         <w:tc>
           <w:tcPr>
             <w:tcW w:type="dxa" w:w="4844"/>
-            <w:vAlign w:val="center"/>
+            <w:vAlign w:val="top"/>
           </w:tcPr>
           <w:p>
-            <w:pPr>
-              <w:spacing w:after="0"/>
-              <w:jc w:val="left"/>
-            </w:pPr>
-            <w:r/>
             <w:r>
               <w:rPr>
-                <w:rFonts w:ascii="Times New Roman" w:hAnsi="Times New Roman" w:eastAsia="Times New Roman"/>
+                <w:rFonts w:ascii="Times New Roman" w:hAnsi="Times New Roman"/>
                 <w:b w:val="0"/>
                 <w:sz w:val="20"/>
               </w:rPr>
@@ -3657,17 +2780,12 @@
         <w:tc>
           <w:tcPr>
             <w:tcW w:type="dxa" w:w="4844"/>
-            <w:vAlign w:val="center"/>
+            <w:vAlign w:val="top"/>
           </w:tcPr>
           <w:p>
-            <w:pPr>
-              <w:spacing w:after="0"/>
-              <w:jc w:val="left"/>
-            </w:pPr>
-            <w:r/>
             <w:r>
               <w:rPr>
-                <w:rFonts w:ascii="Times New Roman" w:hAnsi="Times New Roman" w:eastAsia="Times New Roman"/>
+                <w:rFonts w:ascii="Times New Roman" w:hAnsi="Times New Roman"/>
                 <w:b w:val="0"/>
                 <w:sz w:val="20"/>
               </w:rPr>
@@ -3678,21 +2796,16 @@
         <w:tc>
           <w:tcPr>
             <w:tcW w:type="dxa" w:w="4844"/>
-            <w:vAlign w:val="center"/>
+            <w:vAlign w:val="top"/>
           </w:tcPr>
           <w:p>
-            <w:pPr>
-              <w:spacing w:after="0"/>
-              <w:jc w:val="left"/>
-            </w:pPr>
-            <w:r/>
             <w:r>
               <w:rPr>
-                <w:rFonts w:ascii="Times New Roman" w:hAnsi="Times New Roman" w:eastAsia="Times New Roman"/>
+                <w:rFonts w:ascii="Times New Roman" w:hAnsi="Times New Roman"/>
                 <w:b w:val="0"/>
                 <w:sz w:val="20"/>
               </w:rPr>
-              <w:t>Карточка скрыта после жалобы или после непринятия исправлений.</w:t>
+              <w:t>Карточка скрыта после жалобы или решения администратора.</w:t>
             </w:r>
           </w:p>
         </w:tc>
@@ -3701,42 +2814,32 @@
         <w:tc>
           <w:tcPr>
             <w:tcW w:type="dxa" w:w="4844"/>
-            <w:vAlign w:val="center"/>
+            <w:vAlign w:val="top"/>
           </w:tcPr>
           <w:p>
-            <w:pPr>
-              <w:spacing w:after="0"/>
-              <w:jc w:val="left"/>
-            </w:pPr>
-            <w:r/>
             <w:r>
               <w:rPr>
-                <w:rFonts w:ascii="Times New Roman" w:hAnsi="Times New Roman" w:eastAsia="Times New Roman"/>
+                <w:rFonts w:ascii="Times New Roman" w:hAnsi="Times New Roman"/>
                 <w:b w:val="0"/>
                 <w:sz w:val="20"/>
               </w:rPr>
-              <w:t>under_review</w:t>
+              <w:t>on_review</w:t>
             </w:r>
           </w:p>
         </w:tc>
         <w:tc>
           <w:tcPr>
             <w:tcW w:type="dxa" w:w="4844"/>
-            <w:vAlign w:val="center"/>
+            <w:vAlign w:val="top"/>
           </w:tcPr>
           <w:p>
-            <w:pPr>
-              <w:spacing w:after="0"/>
-              <w:jc w:val="left"/>
-            </w:pPr>
-            <w:r/>
             <w:r>
               <w:rPr>
-                <w:rFonts w:ascii="Times New Roman" w:hAnsi="Times New Roman" w:eastAsia="Times New Roman"/>
+                <w:rFonts w:ascii="Times New Roman" w:hAnsi="Times New Roman"/>
                 <w:b w:val="0"/>
                 <w:sz w:val="20"/>
               </w:rPr>
-              <w:t>Карточка скрыта и ожидает решения администратора после исправлений организатора.</w:t>
+              <w:t>Карточка отправлена организатором на рассмотрение администратора.</w:t>
             </w:r>
           </w:p>
         </w:tc>
@@ -3745,17 +2848,12 @@
         <w:tc>
           <w:tcPr>
             <w:tcW w:type="dxa" w:w="4844"/>
-            <w:vAlign w:val="center"/>
+            <w:vAlign w:val="top"/>
           </w:tcPr>
           <w:p>
-            <w:pPr>
-              <w:spacing w:after="0"/>
-              <w:jc w:val="left"/>
-            </w:pPr>
-            <w:r/>
             <w:r>
               <w:rPr>
-                <w:rFonts w:ascii="Times New Roman" w:hAnsi="Times New Roman" w:eastAsia="Times New Roman"/>
+                <w:rFonts w:ascii="Times New Roman" w:hAnsi="Times New Roman"/>
                 <w:b w:val="0"/>
                 <w:sz w:val="20"/>
               </w:rPr>
@@ -3766,17 +2864,12 @@
         <w:tc>
           <w:tcPr>
             <w:tcW w:type="dxa" w:w="4844"/>
-            <w:vAlign w:val="center"/>
+            <w:vAlign w:val="top"/>
           </w:tcPr>
           <w:p>
-            <w:pPr>
-              <w:spacing w:after="0"/>
-              <w:jc w:val="left"/>
-            </w:pPr>
-            <w:r/>
             <w:r>
               <w:rPr>
-                <w:rFonts w:ascii="Times New Roman" w:hAnsi="Times New Roman" w:eastAsia="Times New Roman"/>
+                <w:rFonts w:ascii="Times New Roman" w:hAnsi="Times New Roman"/>
                 <w:b w:val="0"/>
                 <w:sz w:val="20"/>
               </w:rPr>
@@ -3789,19 +2882,6 @@
     <w:p/>
     <w:p>
       <w:pPr>
-        <w:spacing w:line="276" w:lineRule="auto" w:after="120"/>
-        <w:ind w:firstLine="709"/>
-      </w:pPr>
-      <w:r>
-        <w:rPr>
-          <w:rFonts w:ascii="Times New Roman" w:hAnsi="Times New Roman" w:eastAsia="Times New Roman"/>
-          <w:sz w:val="24"/>
-        </w:rPr>
-        <w:t>Переходы состояний выполняются сервисным слоем backend. Отдельные таблицы event_status_history и event_change_log не используются; уведомления создаются сразу в момент изменения.</w:t>
-      </w:r>
-    </w:p>
-    <w:p>
-      <w:pPr>
         <w:pStyle w:val="Heading1"/>
       </w:pPr>
       <w:r>
@@ -3809,42 +2889,13 @@
       </w:r>
     </w:p>
     <w:p>
-      <w:pPr>
-        <w:spacing w:line="276" w:lineRule="auto" w:after="120"/>
-        <w:ind w:firstLine="709"/>
-      </w:pPr>
       <w:r>
-        <w:rPr>
-          <w:rFonts w:ascii="Times New Roman" w:hAnsi="Times New Roman" w:eastAsia="Times New Roman"/>
-          <w:sz w:val="24"/>
-        </w:rPr>
-        <w:t>Жалоба на карточку хранится в event_complaints до решения администратора. Текущее состояние определяется через events.status. После решения жалоба удаляется безвозвратно, а карточка или учетная запись изменяется согласно выбранному действию.</w:t>
+        <w:t>Жалоба на карточку хранится в event_complaints до решения администратора. Жалоба на отзыв хранится в review_complaints без отдельного статуса; при создании жалобы отзыв получает is_hidden = true. Если администратор оставляет отзыв, is_hidden возвращается в false; если удаляет, отзыв физически удаляется, а автор блокируется.</w:t>
       </w:r>
     </w:p>
     <w:p>
-      <w:pPr>
-        <w:spacing w:line="276" w:lineRule="auto" w:after="120"/>
-        <w:ind w:firstLine="709"/>
-      </w:pPr>
       <w:r>
-        <w:rPr>
-          <w:rFonts w:ascii="Times New Roman" w:hAnsi="Times New Roman" w:eastAsia="Times New Roman"/>
-          <w:sz w:val="24"/>
-        </w:rPr>
-        <w:t>Жалоба на отзыв хранится в review_complaints без статуса. Факт существования записи означает наличие активной жалобы. При решении администратора жалоба удаляется: отзыв либо возвращается в published, либо физически удаляется, а автор блокируется.</w:t>
-      </w:r>
-    </w:p>
-    <w:p>
-      <w:pPr>
-        <w:spacing w:line="276" w:lineRule="auto" w:after="120"/>
-        <w:ind w:firstLine="709"/>
-      </w:pPr>
-      <w:r>
-        <w:rPr>
-          <w:rFonts w:ascii="Times New Roman" w:hAnsi="Times New Roman" w:eastAsia="Times New Roman"/>
-          <w:sz w:val="24"/>
-        </w:rPr>
-        <w:t>Отзывы содержат обязательную оценку от 0 до 5, необязательный текст и до пяти фото. Удаленный отзыв физически удаляется из базы и не участвует в рейтингах. Рейтинг мероприятия рассчитывается по опубликованным отзывам, рейтинг организатора — по оценкам его мероприятий и отдельным оценкам на странице организатора.</w:t>
+        <w:t>Рейтинг мероприятия и рейтинг организатора рассчитываются только по нескрытым отзывам. Прямые оценки организатора хранятся в organizer_ratings.</w:t>
       </w:r>
     </w:p>
     <w:p>
@@ -3857,47 +2908,7 @@
     </w:p>
     <w:p>
       <w:r>
-        <w:rPr>
-          <w:rFonts w:ascii="Courier New" w:hAnsi="Courier New"/>
-          <w:sz w:val="18"/>
-        </w:rPr>
-        <w:t>popculture-events/</w:t>
-        <w:br/>
-        <w:t>├── backend/</w:t>
-        <w:br/>
-        <w:t>│   ├── app/</w:t>
-        <w:br/>
-        <w:t>│   │   ├── auth/ users/ organizers/ events/ registrations/ favorites/</w:t>
-        <w:br/>
-        <w:t>│   │   ├── notifications/ complaints/ reviews/ legal/ files/ utils/</w:t>
-        <w:br/>
-        <w:t>│   │   ├── models.py, extensions.py, config.py, errors.py</w:t>
-        <w:br/>
-        <w:t>│   ├── migrations/</w:t>
-        <w:br/>
-        <w:t>│   ├── uploads/organizer_photos/ review_photos/ legal_docs/</w:t>
-        <w:br/>
-        <w:t>│   ├── requirements.txt</w:t>
-        <w:br/>
-        <w:t>│   └── run.py</w:t>
-        <w:br/>
-        <w:t>├── frontend/</w:t>
-        <w:br/>
-        <w:t>│   ├── src/api/ components/ context/ layouts/ pages/ routes/ styles/</w:t>
-        <w:br/>
-        <w:t>│   ├── package.json</w:t>
-        <w:br/>
-        <w:t>│   └── vite.config.js</w:t>
-        <w:br/>
-        <w:t>├── docs/</w:t>
-        <w:br/>
-        <w:t>│   ├── user-agreement.pdf</w:t>
-        <w:br/>
-        <w:t>│   ├── privacy-policy.pdf</w:t>
-        <w:br/>
-        <w:t>│   └── personal-data-consent.pdf</w:t>
-        <w:br/>
-        <w:t>└── README.md</w:t>
+        <w:t>Структура проекта соответствует проверочному списку: backend/app разделен на auth, users, organizers, events, registrations, favorites, notifications, complaints, reviews, legal, files, models, common; frontend/src разделен на api, components, layouts, pages, router, store, utils.</w:t>
       </w:r>
     </w:p>
     <w:p>
@@ -3909,68 +2920,33 @@
       </w:r>
     </w:p>
     <w:p>
-      <w:pPr>
-        <w:spacing w:line="276" w:lineRule="auto" w:after="60"/>
-        <w:ind w:left="397" w:hanging="227"/>
-      </w:pPr>
       <w:r>
-        <w:rPr>
-          <w:rFonts w:ascii="Times New Roman" w:hAnsi="Times New Roman" w:eastAsia="Times New Roman"/>
-          <w:sz w:val="24"/>
-        </w:rPr>
-        <w:t>– Backend проверяет права доступа независимо от frontend.</w:t>
+        <w:t>Backend проверяет права доступа независимо от frontend.</w:t>
       </w:r>
     </w:p>
     <w:p>
-      <w:pPr>
-        <w:spacing w:line="276" w:lineRule="auto" w:after="60"/>
-        <w:ind w:left="397" w:hanging="227"/>
-      </w:pPr>
       <w:r>
-        <w:rPr>
-          <w:rFonts w:ascii="Times New Roman" w:hAnsi="Times New Roman" w:eastAsia="Times New Roman"/>
-          <w:sz w:val="24"/>
-        </w:rPr>
-        <w:t>– Мероприятия без регистрации не создают заявки, участников и экспорт участников.</w:t>
+        <w:t>Гости могут просматривать публичные карточки и страницы организаторов.</w:t>
       </w:r>
     </w:p>
     <w:p>
-      <w:pPr>
-        <w:spacing w:line="276" w:lineRule="auto" w:after="60"/>
-        <w:ind w:left="397" w:hanging="227"/>
-      </w:pPr>
       <w:r>
-        <w:rPr>
-          <w:rFonts w:ascii="Times New Roman" w:hAnsi="Times New Roman" w:eastAsia="Times New Roman"/>
-          <w:sz w:val="24"/>
-        </w:rPr>
-        <w:t>– Скрытые, заблокированные и удаленные сущности не отображаются обычным пользователям.</w:t>
+        <w:t>Мероприятия без регистрации не создают заявки и список участников.</w:t>
       </w:r>
     </w:p>
     <w:p>
-      <w:pPr>
-        <w:spacing w:line="276" w:lineRule="auto" w:after="60"/>
-        <w:ind w:left="397" w:hanging="227"/>
-      </w:pPr>
       <w:r>
-        <w:rPr>
-          <w:rFonts w:ascii="Times New Roman" w:hAnsi="Times New Roman" w:eastAsia="Times New Roman"/>
-          <w:sz w:val="24"/>
-        </w:rPr>
-        <w:t>– При обновлении правовых документов legal_documents_accepted сбрасывается у всех учетных записей.</w:t>
+        <w:t>Скрытые отзывы не отображаются обычным пользователям и не участвуют в рейтингах.</w:t>
       </w:r>
     </w:p>
     <w:p>
-      <w:pPr>
-        <w:spacing w:line="276" w:lineRule="auto" w:after="60"/>
-        <w:ind w:left="397" w:hanging="227"/>
-      </w:pPr>
       <w:r>
-        <w:rPr>
-          <w:rFonts w:ascii="Times New Roman" w:hAnsi="Times New Roman" w:eastAsia="Times New Roman"/>
-          <w:sz w:val="24"/>
-        </w:rPr>
-        <w:t>– Все уведомления создаются в момент события и получают дату в notifications.created_at.</w:t>
+        <w:t>Все уведомления создаются в момент события.</w:t>
+      </w:r>
+    </w:p>
+    <w:p>
+      <w:r>
+        <w:t>Тестовые данные не входят в начальную поставку.</w:t>
       </w:r>
     </w:p>
     <w:sectPr>
@@ -4347,7 +3323,7 @@
     <w:qFormat/>
     <w:rsid w:val="00FC693F"/>
     <w:rPr>
-      <w:rFonts w:ascii="Times New Roman" w:hAnsi="Times New Roman" w:eastAsia="Times New Roman"/>
+      <w:rFonts w:ascii="Times New Roman" w:hAnsi="Times New Roman"/>
       <w:sz w:val="24"/>
     </w:rPr>
   </w:style>
@@ -4410,9 +3386,10 @@
       <w:outlineLvl w:val="0"/>
     </w:pPr>
     <w:rPr>
-      <w:rFonts w:asciiTheme="majorHAnsi" w:eastAsiaTheme="majorEastAsia" w:hAnsiTheme="majorHAnsi" w:cstheme="majorBidi" w:ascii="Times New Roman" w:hAnsi="Times New Roman" w:eastAsia="Times New Roman"/>
+      <w:rFonts w:asciiTheme="majorHAnsi" w:eastAsiaTheme="majorEastAsia" w:hAnsiTheme="majorHAnsi" w:cstheme="majorBidi" w:ascii="Times New Roman" w:hAnsi="Times New Roman"/>
       <w:b/>
       <w:bCs/>
+      <w:color w:val="365F91" w:themeColor="accent1" w:themeShade="BF"/>
       <w:sz w:val="28"/>
       <w:szCs w:val="28"/>
     </w:rPr>
@@ -4433,9 +3410,10 @@
       <w:outlineLvl w:val="1"/>
     </w:pPr>
     <w:rPr>
-      <w:rFonts w:asciiTheme="majorHAnsi" w:eastAsiaTheme="majorEastAsia" w:hAnsiTheme="majorHAnsi" w:cstheme="majorBidi" w:ascii="Times New Roman" w:hAnsi="Times New Roman" w:eastAsia="Times New Roman"/>
+      <w:rFonts w:asciiTheme="majorHAnsi" w:eastAsiaTheme="majorEastAsia" w:hAnsiTheme="majorHAnsi" w:cstheme="majorBidi" w:ascii="Times New Roman" w:hAnsi="Times New Roman"/>
       <w:b/>
       <w:bCs/>
+      <w:color w:val="4F81BD" w:themeColor="accent1"/>
       <w:sz w:val="26"/>
       <w:szCs w:val="26"/>
     </w:rPr>
@@ -4456,9 +3434,10 @@
       <w:outlineLvl w:val="2"/>
     </w:pPr>
     <w:rPr>
-      <w:rFonts w:asciiTheme="majorHAnsi" w:eastAsiaTheme="majorEastAsia" w:hAnsiTheme="majorHAnsi" w:cstheme="majorBidi" w:ascii="Times New Roman" w:hAnsi="Times New Roman" w:eastAsia="Times New Roman"/>
+      <w:rFonts w:asciiTheme="majorHAnsi" w:eastAsiaTheme="majorEastAsia" w:hAnsiTheme="majorHAnsi" w:cstheme="majorBidi" w:ascii="Times New Roman" w:hAnsi="Times New Roman"/>
       <w:b/>
       <w:bCs/>
+      <w:color w:val="4F81BD" w:themeColor="accent1"/>
       <w:sz w:val="24"/>
     </w:rPr>
   </w:style>
